--- a/docs/meetings/report_23_10.docx
+++ b/docs/meetings/report_23_10.docx
@@ -7,6 +7,7 @@
         <w:spacing w:before="0" w:after="60"/>
         <w:jc w:val="center"/>
         <w:rPr>
+          <w:color w:val="auto"/>
           <w:sz w:val="26"/>
           <w:szCs w:val="26"/>
         </w:rPr>
@@ -15,7 +16,7 @@
         <w:rPr>
           <w:rFonts w:ascii="Times New Roman" w:hAnsi="Times New Roman"/>
           <w:b/>
-          <w:color w:val="000000"/>
+          <w:color w:val="auto"/>
           <w:sz w:val="26"/>
           <w:szCs w:val="26"/>
         </w:rPr>
@@ -27,6 +28,7 @@
         <w:spacing w:before="0" w:after="240"/>
         <w:jc w:val="center"/>
         <w:rPr>
+          <w:color w:val="auto"/>
           <w:sz w:val="26"/>
           <w:szCs w:val="26"/>
         </w:rPr>
@@ -35,7 +37,7 @@
         <w:rPr>
           <w:rFonts w:ascii="Times New Roman" w:hAnsi="Times New Roman"/>
           <w:b/>
-          <w:color w:val="000000"/>
+          <w:color w:val="auto"/>
           <w:sz w:val="26"/>
           <w:szCs w:val="26"/>
         </w:rPr>
@@ -47,6 +49,7 @@
         <w:spacing w:before="0" w:after="80" w:line="276" w:lineRule="auto"/>
         <w:jc w:val="left"/>
         <w:rPr>
+          <w:color w:val="auto"/>
           <w:sz w:val="26"/>
           <w:szCs w:val="26"/>
         </w:rPr>
@@ -55,7 +58,7 @@
         <w:rPr>
           <w:rFonts w:ascii="Times New Roman" w:hAnsi="Times New Roman"/>
           <w:b/>
-          <w:color w:val="000000"/>
+          <w:color w:val="auto"/>
           <w:sz w:val="26"/>
           <w:szCs w:val="26"/>
         </w:rPr>
@@ -65,7 +68,7 @@
         <w:rPr>
           <w:rFonts w:ascii="Times New Roman" w:hAnsi="Times New Roman"/>
           <w:i w:val="0"/>
-          <w:color w:val="000000"/>
+          <w:color w:val="auto"/>
           <w:sz w:val="26"/>
           <w:szCs w:val="26"/>
         </w:rPr>
@@ -77,6 +80,7 @@
         <w:spacing w:before="0" w:after="80" w:line="276" w:lineRule="auto"/>
         <w:jc w:val="left"/>
         <w:rPr>
+          <w:color w:val="auto"/>
           <w:sz w:val="26"/>
           <w:szCs w:val="26"/>
         </w:rPr>
@@ -85,7 +89,7 @@
         <w:rPr>
           <w:rFonts w:ascii="Times New Roman" w:hAnsi="Times New Roman"/>
           <w:b/>
-          <w:color w:val="000000"/>
+          <w:color w:val="auto"/>
           <w:sz w:val="26"/>
           <w:szCs w:val="26"/>
         </w:rPr>
@@ -95,7 +99,7 @@
         <w:rPr>
           <w:rFonts w:ascii="Times New Roman" w:hAnsi="Times New Roman"/>
           <w:i w:val="0"/>
-          <w:color w:val="000000"/>
+          <w:color w:val="auto"/>
           <w:sz w:val="26"/>
           <w:szCs w:val="26"/>
         </w:rPr>
@@ -107,6 +111,7 @@
         <w:spacing w:before="0" w:after="80" w:line="276" w:lineRule="auto"/>
         <w:jc w:val="left"/>
         <w:rPr>
+          <w:color w:val="auto"/>
           <w:sz w:val="26"/>
           <w:szCs w:val="26"/>
         </w:rPr>
@@ -115,7 +120,7 @@
         <w:rPr>
           <w:rFonts w:ascii="Times New Roman" w:hAnsi="Times New Roman"/>
           <w:b/>
-          <w:color w:val="000000"/>
+          <w:color w:val="auto"/>
           <w:sz w:val="26"/>
           <w:szCs w:val="26"/>
         </w:rPr>
@@ -125,7 +130,7 @@
         <w:rPr>
           <w:rFonts w:ascii="Times New Roman" w:hAnsi="Times New Roman"/>
           <w:i w:val="0"/>
-          <w:color w:val="000000"/>
+          <w:color w:val="auto"/>
           <w:sz w:val="26"/>
           <w:szCs w:val="26"/>
         </w:rPr>
@@ -137,6 +142,7 @@
         <w:spacing w:before="0" w:after="200" w:line="276" w:lineRule="auto"/>
         <w:jc w:val="left"/>
         <w:rPr>
+          <w:color w:val="auto"/>
           <w:sz w:val="26"/>
           <w:szCs w:val="26"/>
         </w:rPr>
@@ -145,7 +151,7 @@
         <w:rPr>
           <w:rFonts w:ascii="Times New Roman" w:hAnsi="Times New Roman"/>
           <w:b/>
-          <w:color w:val="000000"/>
+          <w:color w:val="auto"/>
           <w:sz w:val="26"/>
           <w:szCs w:val="26"/>
         </w:rPr>
@@ -155,7 +161,7 @@
         <w:rPr>
           <w:rFonts w:ascii="Times New Roman" w:hAnsi="Times New Roman"/>
           <w:i w:val="0"/>
-          <w:color w:val="000000"/>
+          <w:color w:val="auto"/>
           <w:sz w:val="26"/>
           <w:szCs w:val="26"/>
         </w:rPr>
@@ -167,17 +173,28 @@
         <w:keepNext/>
         <w:spacing w:before="240" w:after="120"/>
         <w:rPr>
-          <w:sz w:val="26"/>
-          <w:szCs w:val="26"/>
+          <w:color w:val="4F81BD" w:themeColor="accent1"/>
+          <w:sz w:val="30"/>
+          <w:szCs w:val="30"/>
+          <w14:textFill>
+            <w14:solidFill>
+              <w14:schemeClr w14:val="accent1"/>
+            </w14:solidFill>
+          </w14:textFill>
         </w:rPr>
       </w:pPr>
       <w:r>
         <w:rPr>
           <w:rFonts w:ascii="Times New Roman" w:hAnsi="Times New Roman"/>
           <w:b/>
-          <w:color w:val="1B365D"/>
-          <w:sz w:val="26"/>
-          <w:szCs w:val="26"/>
+          <w:color w:val="4F81BD" w:themeColor="accent1"/>
+          <w:sz w:val="30"/>
+          <w:szCs w:val="30"/>
+          <w14:textFill>
+            <w14:solidFill>
+              <w14:schemeClr w14:val="accent1"/>
+            </w14:solidFill>
+          </w14:textFill>
         </w:rPr>
         <w:t>1. Phản hồi ý kiến và nhận xét của giảng viên (Báo cáo tuần 11/10/2026)</w:t>
       </w:r>
@@ -187,6 +204,7 @@
         <w:spacing w:before="0" w:after="80" w:line="276" w:lineRule="auto"/>
         <w:jc w:val="left"/>
         <w:rPr>
+          <w:color w:val="auto"/>
           <w:sz w:val="26"/>
           <w:szCs w:val="26"/>
         </w:rPr>
@@ -195,7 +213,7 @@
         <w:rPr>
           <w:rFonts w:ascii="Times New Roman" w:hAnsi="Times New Roman"/>
           <w:i w:val="0"/>
-          <w:color w:val="000000"/>
+          <w:color w:val="auto"/>
           <w:sz w:val="26"/>
           <w:szCs w:val="26"/>
         </w:rPr>
@@ -251,6 +269,7 @@
             <w:pPr>
               <w:spacing w:before="0" w:after="80" w:line="276" w:lineRule="auto"/>
               <w:rPr>
+                <w:color w:val="auto"/>
                 <w:sz w:val="26"/>
                 <w:szCs w:val="26"/>
               </w:rPr>
@@ -260,40 +279,18 @@
                 <w:rFonts w:ascii="Times New Roman" w:hAnsi="Times New Roman"/>
                 <w:b/>
                 <w:i/>
-                <w:color w:val="333333"/>
-                <w:sz w:val="26"/>
-                <w:szCs w:val="26"/>
-              </w:rPr>
-              <w:t>Nhận xét của Giảng viên (</w:t>
-            </w:r>
-            <w:r>
-              <w:rPr>
-                <w:rFonts w:hint="default" w:ascii="Times New Roman" w:hAnsi="Times New Roman"/>
-                <w:b/>
-                <w:i/>
-                <w:color w:val="333333"/>
-                <w:sz w:val="26"/>
-                <w:szCs w:val="26"/>
-                <w:lang w:val="en-US"/>
-              </w:rPr>
-              <w:t>11</w:t>
-            </w:r>
-            <w:r>
-              <w:rPr>
-                <w:rFonts w:ascii="Times New Roman" w:hAnsi="Times New Roman"/>
-                <w:b/>
-                <w:i/>
-                <w:color w:val="333333"/>
-                <w:sz w:val="26"/>
-                <w:szCs w:val="26"/>
-              </w:rPr>
-              <w:t>/10/2026) tại Bảng 3, mục 4.2:</w:t>
+                <w:color w:val="auto"/>
+                <w:sz w:val="26"/>
+                <w:szCs w:val="26"/>
+              </w:rPr>
+              <w:t>Nhận xét của Giảng viên tại Bảng 3, mục 4.2:</w:t>
             </w:r>
           </w:p>
           <w:p>
             <w:pPr>
               <w:spacing w:before="40" w:after="0" w:line="276" w:lineRule="auto"/>
               <w:rPr>
+                <w:color w:val="auto"/>
                 <w:sz w:val="26"/>
                 <w:szCs w:val="26"/>
               </w:rPr>
@@ -302,7 +299,7 @@
               <w:rPr>
                 <w:rFonts w:ascii="Times New Roman" w:hAnsi="Times New Roman"/>
                 <w:i/>
-                <w:color w:val="222222"/>
+                <w:color w:val="auto"/>
                 <w:sz w:val="26"/>
                 <w:szCs w:val="26"/>
               </w:rPr>
@@ -316,6 +313,7 @@
       <w:pPr>
         <w:spacing w:before="80" w:after="80"/>
         <w:rPr>
+          <w:color w:val="auto"/>
           <w:sz w:val="26"/>
           <w:szCs w:val="26"/>
         </w:rPr>
@@ -326,6 +324,7 @@
         <w:keepNext/>
         <w:spacing w:before="180" w:after="80"/>
         <w:rPr>
+          <w:color w:val="auto"/>
           <w:sz w:val="26"/>
           <w:szCs w:val="26"/>
         </w:rPr>
@@ -334,7 +333,7 @@
         <w:rPr>
           <w:rFonts w:ascii="Times New Roman" w:hAnsi="Times New Roman"/>
           <w:b/>
-          <w:color w:val="2E5B88"/>
+          <w:color w:val="auto"/>
           <w:sz w:val="26"/>
           <w:szCs w:val="26"/>
         </w:rPr>
@@ -346,6 +345,7 @@
         <w:spacing w:before="0" w:after="80" w:line="276" w:lineRule="auto"/>
         <w:jc w:val="left"/>
         <w:rPr>
+          <w:color w:val="auto"/>
           <w:sz w:val="26"/>
           <w:szCs w:val="26"/>
         </w:rPr>
@@ -354,7 +354,7 @@
         <w:rPr>
           <w:rFonts w:ascii="Times New Roman" w:hAnsi="Times New Roman"/>
           <w:b/>
-          <w:color w:val="000000"/>
+          <w:color w:val="auto"/>
           <w:sz w:val="26"/>
           <w:szCs w:val="26"/>
         </w:rPr>
@@ -364,20 +364,40 @@
         <w:rPr>
           <w:rFonts w:ascii="Times New Roman" w:hAnsi="Times New Roman"/>
           <w:i w:val="0"/>
-          <w:color w:val="000000"/>
+          <w:color w:val="auto"/>
           <w:sz w:val="26"/>
           <w:szCs w:val="26"/>
         </w:rPr>
-        <w:t>1. Báo cáo 11/10 là số liệu trên 1 seed ngẫu nhiên duy nhất (seed 42). Khi nhóm mở rộng thực nghiệm huấn luyện đủ 5 seeds độc lập (42, 123, 456, 789, 999) và thực hiện kiểm định thống kê bắt cặp (paired cluster bootstrap theo trận 10.000 vòng, hiệu chỉnh đa giả thuyết Holm-Bonferroni), MPNN KHÔNG CÒN THUA CÓ Ý NGHĨA THỐNG KÊ so với Random Forest và ANN (AUC-PR: MPNN đạt 0,600 so với RF 0,620 và ANN 0,612; giá trị p sau hiệu chỉnh Holm = 0,27 &gt; 0,05).</w:t>
+        <w:t xml:space="preserve">1. Báo cáo 11/10 là số liệu trên 1 seed ngẫu nhiên duy nhất (seed 42). Khi nhóm mở rộng thực nghiệm huấn luyện đủ 5 seeds độc lập (42, 123, 456, 789, </w:t>
       </w:r>
-      <w:bookmarkStart w:id="0" w:name="_GoBack"/>
-      <w:bookmarkEnd w:id="0"/>
+      <w:r>
+        <w:rPr>
+          <w:rFonts w:hint="default" w:ascii="Times New Roman" w:hAnsi="Times New Roman"/>
+          <w:i w:val="0"/>
+          <w:color w:val="auto"/>
+          <w:sz w:val="26"/>
+          <w:szCs w:val="26"/>
+          <w:lang w:val="en-US"/>
+        </w:rPr>
+        <w:t>1024</w:t>
+      </w:r>
+      <w:r>
+        <w:rPr>
+          <w:rFonts w:ascii="Times New Roman" w:hAnsi="Times New Roman"/>
+          <w:i w:val="0"/>
+          <w:color w:val="auto"/>
+          <w:sz w:val="26"/>
+          <w:szCs w:val="26"/>
+        </w:rPr>
+        <w:t>) và thực hiện kiểm định thống kê bắt cặp (paired cluster bootstrap theo trận 10.000 vòng, hiệu chỉnh đa giả thuyết Holm-Bonferroni), MPNN KHÔNG CÒN THUA CÓ Ý NGHĨA THỐNG KÊ so với Random Forest và ANN (AUC-PR: MPNN đạt 0,600 so với RF 0,620 và ANN 0,612; giá trị p sau hiệu chỉnh Holm = 0,27 &gt; 0,05).</w:t>
+      </w:r>
     </w:p>
     <w:p>
       <w:pPr>
         <w:spacing w:before="0" w:after="80" w:line="276" w:lineRule="auto"/>
         <w:jc w:val="left"/>
         <w:rPr>
+          <w:color w:val="auto"/>
           <w:sz w:val="26"/>
           <w:szCs w:val="26"/>
         </w:rPr>
@@ -386,7 +406,7 @@
         <w:rPr>
           <w:rFonts w:ascii="Times New Roman" w:hAnsi="Times New Roman"/>
           <w:b/>
-          <w:color w:val="000000"/>
+          <w:color w:val="auto"/>
           <w:sz w:val="26"/>
           <w:szCs w:val="26"/>
         </w:rPr>
@@ -396,7 +416,7 @@
         <w:rPr>
           <w:rFonts w:ascii="Times New Roman" w:hAnsi="Times New Roman"/>
           <w:i w:val="0"/>
-          <w:color w:val="000000"/>
+          <w:color w:val="auto"/>
           <w:sz w:val="26"/>
           <w:szCs w:val="26"/>
         </w:rPr>
@@ -408,6 +428,7 @@
         <w:spacing w:before="0" w:after="80" w:line="276" w:lineRule="auto"/>
         <w:jc w:val="left"/>
         <w:rPr>
+          <w:color w:val="auto"/>
           <w:sz w:val="26"/>
           <w:szCs w:val="26"/>
         </w:rPr>
@@ -416,7 +437,7 @@
         <w:rPr>
           <w:rFonts w:ascii="Times New Roman" w:hAnsi="Times New Roman"/>
           <w:b/>
-          <w:color w:val="000000"/>
+          <w:color w:val="auto"/>
           <w:sz w:val="26"/>
           <w:szCs w:val="26"/>
         </w:rPr>
@@ -426,7 +447,7 @@
         <w:rPr>
           <w:rFonts w:ascii="Times New Roman" w:hAnsi="Times New Roman"/>
           <w:i w:val="0"/>
-          <w:color w:val="000000"/>
+          <w:color w:val="auto"/>
           <w:sz w:val="26"/>
           <w:szCs w:val="26"/>
         </w:rPr>
@@ -438,6 +459,7 @@
         <w:spacing w:before="0" w:after="80" w:line="276" w:lineRule="auto"/>
         <w:jc w:val="left"/>
         <w:rPr>
+          <w:color w:val="auto"/>
           <w:sz w:val="26"/>
           <w:szCs w:val="26"/>
         </w:rPr>
@@ -446,7 +468,7 @@
         <w:rPr>
           <w:rFonts w:ascii="Times New Roman" w:hAnsi="Times New Roman"/>
           <w:b/>
-          <w:color w:val="000000"/>
+          <w:color w:val="auto"/>
           <w:sz w:val="26"/>
           <w:szCs w:val="26"/>
         </w:rPr>
@@ -456,7 +478,7 @@
         <w:rPr>
           <w:rFonts w:ascii="Times New Roman" w:hAnsi="Times New Roman"/>
           <w:i w:val="0"/>
-          <w:color w:val="000000"/>
+          <w:color w:val="auto"/>
           <w:sz w:val="26"/>
           <w:szCs w:val="26"/>
         </w:rPr>
@@ -468,6 +490,7 @@
         <w:keepNext/>
         <w:spacing w:before="180" w:after="80"/>
         <w:rPr>
+          <w:color w:val="auto"/>
           <w:sz w:val="26"/>
           <w:szCs w:val="26"/>
         </w:rPr>
@@ -476,7 +499,7 @@
         <w:rPr>
           <w:rFonts w:ascii="Times New Roman" w:hAnsi="Times New Roman"/>
           <w:b/>
-          <w:color w:val="2E5B88"/>
+          <w:color w:val="auto"/>
           <w:sz w:val="26"/>
           <w:szCs w:val="26"/>
         </w:rPr>
@@ -488,6 +511,7 @@
         <w:spacing w:before="0" w:after="80" w:line="276" w:lineRule="auto"/>
         <w:jc w:val="left"/>
         <w:rPr>
+          <w:color w:val="auto"/>
           <w:sz w:val="26"/>
           <w:szCs w:val="26"/>
         </w:rPr>
@@ -496,7 +520,7 @@
         <w:rPr>
           <w:rFonts w:ascii="Times New Roman" w:hAnsi="Times New Roman"/>
           <w:i w:val="0"/>
-          <w:color w:val="000000"/>
+          <w:color w:val="auto"/>
           <w:sz w:val="26"/>
           <w:szCs w:val="26"/>
         </w:rPr>
@@ -508,6 +532,7 @@
         <w:spacing w:before="0" w:after="80" w:line="276" w:lineRule="auto"/>
         <w:jc w:val="left"/>
         <w:rPr>
+          <w:color w:val="auto"/>
           <w:sz w:val="26"/>
           <w:szCs w:val="26"/>
         </w:rPr>
@@ -516,7 +541,7 @@
         <w:rPr>
           <w:rFonts w:ascii="Times New Roman" w:hAnsi="Times New Roman"/>
           <w:b/>
-          <w:color w:val="000000"/>
+          <w:color w:val="auto"/>
           <w:sz w:val="26"/>
           <w:szCs w:val="26"/>
         </w:rPr>
@@ -526,7 +551,7 @@
         <w:rPr>
           <w:rFonts w:ascii="Times New Roman" w:hAnsi="Times New Roman"/>
           <w:i w:val="0"/>
-          <w:color w:val="000000"/>
+          <w:color w:val="auto"/>
           <w:sz w:val="26"/>
           <w:szCs w:val="26"/>
         </w:rPr>
@@ -538,6 +563,7 @@
         <w:spacing w:before="0" w:after="80" w:line="276" w:lineRule="auto"/>
         <w:jc w:val="left"/>
         <w:rPr>
+          <w:color w:val="auto"/>
           <w:sz w:val="26"/>
           <w:szCs w:val="26"/>
         </w:rPr>
@@ -546,7 +572,7 @@
         <w:rPr>
           <w:rFonts w:ascii="Times New Roman" w:hAnsi="Times New Roman"/>
           <w:b/>
-          <w:color w:val="000000"/>
+          <w:color w:val="auto"/>
           <w:sz w:val="26"/>
           <w:szCs w:val="26"/>
         </w:rPr>
@@ -556,11 +582,32 @@
         <w:rPr>
           <w:rFonts w:ascii="Times New Roman" w:hAnsi="Times New Roman"/>
           <w:i w:val="0"/>
-          <w:color w:val="000000"/>
+          <w:color w:val="auto"/>
           <w:sz w:val="26"/>
           <w:szCs w:val="26"/>
         </w:rPr>
-        <w:t>Bảng 3 trong báo cáo 11/10 là kết quả của một lần chạy ngẫu nhiên duy nhất (single seed = 42). Việc báo cáo trên một seed làm gia tăng phương sai ngẫu nhiên và không phản ánh đúng phân phối thống kê của mô hình. Trong báo cáo tuần này, toàn bộ kết quả đã được chuẩn hóa lại theo giao thức 5 seeds ngẫu nhiên (42, 123, 456, 789, 999) kèm khoảng tin cậy 95% (95% CI) và kiểm định giả thuyết thống kê nghiêm ngặt.</w:t>
+        <w:t xml:space="preserve">Bảng 3 trong báo cáo 11/10 là kết quả của một lần chạy ngẫu nhiên duy nhất (single seed = 42). Việc báo cáo trên một seed làm gia tăng phương sai ngẫu nhiên và không phản ánh đúng phân phối thống kê của mô hình. Trong báo cáo tuần này, toàn bộ kết quả đã được chuẩn hóa lại theo giao thức 5 seeds ngẫu nhiên (42, 123, 456, 789, </w:t>
+      </w:r>
+      <w:r>
+        <w:rPr>
+          <w:rFonts w:hint="default" w:ascii="Times New Roman" w:hAnsi="Times New Roman"/>
+          <w:i w:val="0"/>
+          <w:color w:val="auto"/>
+          <w:sz w:val="26"/>
+          <w:szCs w:val="26"/>
+          <w:lang w:val="en-US"/>
+        </w:rPr>
+        <w:t>1024</w:t>
+      </w:r>
+      <w:r>
+        <w:rPr>
+          <w:rFonts w:ascii="Times New Roman" w:hAnsi="Times New Roman"/>
+          <w:i w:val="0"/>
+          <w:color w:val="auto"/>
+          <w:sz w:val="26"/>
+          <w:szCs w:val="26"/>
+        </w:rPr>
+        <w:t>) kèm khoảng tin cậy 95% (95% CI) và kiểm định giả thuyết thống kê nghiêm ngặt.</w:t>
       </w:r>
     </w:p>
     <w:p>
@@ -568,6 +615,7 @@
         <w:keepNext/>
         <w:spacing w:before="180" w:after="80"/>
         <w:rPr>
+          <w:color w:val="auto"/>
           <w:sz w:val="26"/>
           <w:szCs w:val="26"/>
         </w:rPr>
@@ -576,7 +624,7 @@
         <w:rPr>
           <w:rFonts w:ascii="Times New Roman" w:hAnsi="Times New Roman"/>
           <w:b/>
-          <w:color w:val="2E5B88"/>
+          <w:color w:val="auto"/>
           <w:sz w:val="26"/>
           <w:szCs w:val="26"/>
         </w:rPr>
@@ -588,6 +636,7 @@
         <w:spacing w:before="0" w:after="80" w:line="276" w:lineRule="auto"/>
         <w:jc w:val="left"/>
         <w:rPr>
+          <w:color w:val="auto"/>
           <w:sz w:val="26"/>
           <w:szCs w:val="26"/>
         </w:rPr>
@@ -596,7 +645,7 @@
         <w:rPr>
           <w:rFonts w:ascii="Times New Roman" w:hAnsi="Times New Roman"/>
           <w:i w:val="0"/>
-          <w:color w:val="000000"/>
+          <w:color w:val="auto"/>
           <w:sz w:val="26"/>
           <w:szCs w:val="26"/>
         </w:rPr>
@@ -608,6 +657,7 @@
         <w:spacing w:before="0" w:after="80" w:line="276" w:lineRule="auto"/>
         <w:jc w:val="left"/>
         <w:rPr>
+          <w:color w:val="auto"/>
           <w:sz w:val="26"/>
           <w:szCs w:val="26"/>
         </w:rPr>
@@ -616,7 +666,7 @@
         <w:rPr>
           <w:rFonts w:ascii="Times New Roman" w:hAnsi="Times New Roman"/>
           <w:b/>
-          <w:color w:val="000000"/>
+          <w:color w:val="auto"/>
           <w:sz w:val="26"/>
           <w:szCs w:val="26"/>
         </w:rPr>
@@ -626,7 +676,7 @@
         <w:rPr>
           <w:rFonts w:ascii="Times New Roman" w:hAnsi="Times New Roman"/>
           <w:i w:val="0"/>
-          <w:color w:val="000000"/>
+          <w:color w:val="auto"/>
           <w:sz w:val="26"/>
           <w:szCs w:val="26"/>
         </w:rPr>
@@ -638,6 +688,7 @@
         <w:spacing w:before="0" w:after="80" w:line="276" w:lineRule="auto"/>
         <w:jc w:val="left"/>
         <w:rPr>
+          <w:color w:val="auto"/>
           <w:sz w:val="26"/>
           <w:szCs w:val="26"/>
         </w:rPr>
@@ -646,7 +697,7 @@
         <w:rPr>
           <w:rFonts w:ascii="Times New Roman" w:hAnsi="Times New Roman"/>
           <w:b/>
-          <w:color w:val="000000"/>
+          <w:color w:val="auto"/>
           <w:sz w:val="26"/>
           <w:szCs w:val="26"/>
         </w:rPr>
@@ -656,7 +707,7 @@
         <w:rPr>
           <w:rFonts w:ascii="Times New Roman" w:hAnsi="Times New Roman"/>
           <w:i w:val="0"/>
-          <w:color w:val="000000"/>
+          <w:color w:val="auto"/>
           <w:sz w:val="26"/>
           <w:szCs w:val="26"/>
         </w:rPr>
@@ -668,6 +719,7 @@
         <w:spacing w:before="0" w:after="80" w:line="276" w:lineRule="auto"/>
         <w:jc w:val="left"/>
         <w:rPr>
+          <w:color w:val="auto"/>
           <w:sz w:val="26"/>
           <w:szCs w:val="26"/>
         </w:rPr>
@@ -676,7 +728,7 @@
         <w:rPr>
           <w:rFonts w:ascii="Times New Roman" w:hAnsi="Times New Roman"/>
           <w:b/>
-          <w:color w:val="000000"/>
+          <w:color w:val="auto"/>
           <w:sz w:val="26"/>
           <w:szCs w:val="26"/>
         </w:rPr>
@@ -686,7 +738,7 @@
         <w:rPr>
           <w:rFonts w:ascii="Times New Roman" w:hAnsi="Times New Roman"/>
           <w:i w:val="0"/>
-          <w:color w:val="000000"/>
+          <w:color w:val="auto"/>
           <w:sz w:val="26"/>
           <w:szCs w:val="26"/>
         </w:rPr>
@@ -698,6 +750,7 @@
         <w:keepNext/>
         <w:spacing w:before="180" w:after="80"/>
         <w:rPr>
+          <w:color w:val="auto"/>
           <w:sz w:val="26"/>
           <w:szCs w:val="26"/>
         </w:rPr>
@@ -706,7 +759,7 @@
         <w:rPr>
           <w:rFonts w:ascii="Times New Roman" w:hAnsi="Times New Roman"/>
           <w:b/>
-          <w:color w:val="2E5B88"/>
+          <w:color w:val="auto"/>
           <w:sz w:val="26"/>
           <w:szCs w:val="26"/>
         </w:rPr>
@@ -718,6 +771,7 @@
         <w:spacing w:before="0" w:after="80" w:line="276" w:lineRule="auto"/>
         <w:jc w:val="left"/>
         <w:rPr>
+          <w:color w:val="auto"/>
           <w:sz w:val="26"/>
           <w:szCs w:val="26"/>
         </w:rPr>
@@ -726,7 +780,7 @@
         <w:rPr>
           <w:rFonts w:ascii="Times New Roman" w:hAnsi="Times New Roman"/>
           <w:i w:val="0"/>
-          <w:color w:val="000000"/>
+          <w:color w:val="auto"/>
           <w:sz w:val="26"/>
           <w:szCs w:val="26"/>
         </w:rPr>
@@ -788,6 +842,7 @@
               <w:spacing w:before="40" w:after="40"/>
               <w:jc w:val="center"/>
               <w:rPr>
+                <w:color w:val="auto"/>
                 <w:sz w:val="26"/>
                 <w:szCs w:val="26"/>
               </w:rPr>
@@ -796,7 +851,7 @@
               <w:rPr>
                 <w:rFonts w:ascii="Times New Roman" w:hAnsi="Times New Roman"/>
                 <w:b/>
-                <w:color w:val="1B365D"/>
+                <w:color w:val="auto"/>
                 <w:sz w:val="26"/>
                 <w:szCs w:val="26"/>
               </w:rPr>
@@ -826,6 +881,7 @@
               <w:spacing w:before="40" w:after="40"/>
               <w:jc w:val="center"/>
               <w:rPr>
+                <w:color w:val="auto"/>
                 <w:sz w:val="26"/>
                 <w:szCs w:val="26"/>
               </w:rPr>
@@ -834,7 +890,7 @@
               <w:rPr>
                 <w:rFonts w:ascii="Times New Roman" w:hAnsi="Times New Roman"/>
                 <w:b/>
-                <w:color w:val="1B365D"/>
+                <w:color w:val="auto"/>
                 <w:sz w:val="26"/>
                 <w:szCs w:val="26"/>
               </w:rPr>
@@ -864,6 +920,7 @@
               <w:spacing w:before="40" w:after="40"/>
               <w:jc w:val="center"/>
               <w:rPr>
+                <w:color w:val="auto"/>
                 <w:sz w:val="26"/>
                 <w:szCs w:val="26"/>
               </w:rPr>
@@ -872,7 +929,7 @@
               <w:rPr>
                 <w:rFonts w:ascii="Times New Roman" w:hAnsi="Times New Roman"/>
                 <w:b/>
-                <w:color w:val="1B365D"/>
+                <w:color w:val="auto"/>
                 <w:sz w:val="26"/>
                 <w:szCs w:val="26"/>
               </w:rPr>
@@ -902,6 +959,7 @@
               <w:spacing w:before="40" w:after="40"/>
               <w:jc w:val="center"/>
               <w:rPr>
+                <w:color w:val="auto"/>
                 <w:sz w:val="26"/>
                 <w:szCs w:val="26"/>
               </w:rPr>
@@ -910,7 +968,7 @@
               <w:rPr>
                 <w:rFonts w:ascii="Times New Roman" w:hAnsi="Times New Roman"/>
                 <w:b/>
-                <w:color w:val="1B365D"/>
+                <w:color w:val="auto"/>
                 <w:sz w:val="26"/>
                 <w:szCs w:val="26"/>
               </w:rPr>
@@ -940,6 +998,7 @@
               <w:spacing w:before="40" w:after="40"/>
               <w:jc w:val="center"/>
               <w:rPr>
+                <w:color w:val="auto"/>
                 <w:sz w:val="26"/>
                 <w:szCs w:val="26"/>
               </w:rPr>
@@ -948,7 +1007,7 @@
               <w:rPr>
                 <w:rFonts w:ascii="Times New Roman" w:hAnsi="Times New Roman"/>
                 <w:b/>
-                <w:color w:val="1B365D"/>
+                <w:color w:val="auto"/>
                 <w:sz w:val="26"/>
                 <w:szCs w:val="26"/>
               </w:rPr>
@@ -991,6 +1050,7 @@
               <w:spacing w:before="20" w:after="20"/>
               <w:jc w:val="center"/>
               <w:rPr>
+                <w:color w:val="auto"/>
                 <w:sz w:val="26"/>
                 <w:szCs w:val="26"/>
               </w:rPr>
@@ -999,7 +1059,7 @@
               <w:rPr>
                 <w:rFonts w:ascii="Times New Roman" w:hAnsi="Times New Roman"/>
                 <w:b/>
-                <w:color w:val="0F386E"/>
+                <w:color w:val="auto"/>
                 <w:sz w:val="26"/>
                 <w:szCs w:val="26"/>
               </w:rPr>
@@ -1029,6 +1089,7 @@
               <w:spacing w:before="20" w:after="20"/>
               <w:jc w:val="center"/>
               <w:rPr>
+                <w:color w:val="auto"/>
                 <w:sz w:val="26"/>
                 <w:szCs w:val="26"/>
               </w:rPr>
@@ -1036,7 +1097,7 @@
             <w:r>
               <w:rPr>
                 <w:rFonts w:ascii="Times New Roman" w:hAnsi="Times New Roman"/>
-                <w:color w:val="222222"/>
+                <w:color w:val="auto"/>
                 <w:sz w:val="26"/>
                 <w:szCs w:val="26"/>
               </w:rPr>
@@ -1066,6 +1127,7 @@
               <w:spacing w:before="20" w:after="20"/>
               <w:jc w:val="center"/>
               <w:rPr>
+                <w:color w:val="auto"/>
                 <w:sz w:val="26"/>
                 <w:szCs w:val="26"/>
               </w:rPr>
@@ -1073,7 +1135,7 @@
             <w:r>
               <w:rPr>
                 <w:rFonts w:ascii="Times New Roman" w:hAnsi="Times New Roman"/>
-                <w:color w:val="222222"/>
+                <w:color w:val="auto"/>
                 <w:sz w:val="26"/>
                 <w:szCs w:val="26"/>
               </w:rPr>
@@ -1103,6 +1165,7 @@
               <w:spacing w:before="20" w:after="20"/>
               <w:jc w:val="center"/>
               <w:rPr>
+                <w:color w:val="auto"/>
                 <w:sz w:val="26"/>
                 <w:szCs w:val="26"/>
               </w:rPr>
@@ -1110,7 +1173,7 @@
             <w:r>
               <w:rPr>
                 <w:rFonts w:ascii="Times New Roman" w:hAnsi="Times New Roman"/>
-                <w:color w:val="222222"/>
+                <w:color w:val="auto"/>
                 <w:sz w:val="26"/>
                 <w:szCs w:val="26"/>
               </w:rPr>
@@ -1140,6 +1203,7 @@
               <w:spacing w:before="20" w:after="20"/>
               <w:jc w:val="center"/>
               <w:rPr>
+                <w:color w:val="auto"/>
                 <w:sz w:val="26"/>
                 <w:szCs w:val="26"/>
               </w:rPr>
@@ -1147,7 +1211,7 @@
             <w:r>
               <w:rPr>
                 <w:rFonts w:ascii="Times New Roman" w:hAnsi="Times New Roman"/>
-                <w:color w:val="222222"/>
+                <w:color w:val="auto"/>
                 <w:sz w:val="26"/>
                 <w:szCs w:val="26"/>
               </w:rPr>
@@ -1190,6 +1254,7 @@
               <w:spacing w:before="20" w:after="20"/>
               <w:jc w:val="center"/>
               <w:rPr>
+                <w:color w:val="auto"/>
                 <w:sz w:val="26"/>
                 <w:szCs w:val="26"/>
               </w:rPr>
@@ -1197,7 +1262,7 @@
             <w:r>
               <w:rPr>
                 <w:rFonts w:ascii="Times New Roman" w:hAnsi="Times New Roman"/>
-                <w:color w:val="222222"/>
+                <w:color w:val="auto"/>
                 <w:sz w:val="26"/>
                 <w:szCs w:val="26"/>
               </w:rPr>
@@ -1227,6 +1292,7 @@
               <w:spacing w:before="20" w:after="20"/>
               <w:jc w:val="center"/>
               <w:rPr>
+                <w:color w:val="auto"/>
                 <w:sz w:val="26"/>
                 <w:szCs w:val="26"/>
               </w:rPr>
@@ -1234,7 +1300,7 @@
             <w:r>
               <w:rPr>
                 <w:rFonts w:ascii="Times New Roman" w:hAnsi="Times New Roman"/>
-                <w:color w:val="222222"/>
+                <w:color w:val="auto"/>
                 <w:sz w:val="26"/>
                 <w:szCs w:val="26"/>
               </w:rPr>
@@ -1264,6 +1330,7 @@
               <w:spacing w:before="20" w:after="20"/>
               <w:jc w:val="center"/>
               <w:rPr>
+                <w:color w:val="auto"/>
                 <w:sz w:val="26"/>
                 <w:szCs w:val="26"/>
               </w:rPr>
@@ -1271,7 +1338,7 @@
             <w:r>
               <w:rPr>
                 <w:rFonts w:ascii="Times New Roman" w:hAnsi="Times New Roman"/>
-                <w:color w:val="222222"/>
+                <w:color w:val="auto"/>
                 <w:sz w:val="26"/>
                 <w:szCs w:val="26"/>
               </w:rPr>
@@ -1301,6 +1368,7 @@
               <w:spacing w:before="20" w:after="20"/>
               <w:jc w:val="center"/>
               <w:rPr>
+                <w:color w:val="auto"/>
                 <w:sz w:val="26"/>
                 <w:szCs w:val="26"/>
               </w:rPr>
@@ -1308,7 +1376,7 @@
             <w:r>
               <w:rPr>
                 <w:rFonts w:ascii="Times New Roman" w:hAnsi="Times New Roman"/>
-                <w:color w:val="222222"/>
+                <w:color w:val="auto"/>
                 <w:sz w:val="26"/>
                 <w:szCs w:val="26"/>
               </w:rPr>
@@ -1338,6 +1406,7 @@
               <w:spacing w:before="20" w:after="20"/>
               <w:jc w:val="center"/>
               <w:rPr>
+                <w:color w:val="auto"/>
                 <w:sz w:val="26"/>
                 <w:szCs w:val="26"/>
               </w:rPr>
@@ -1345,7 +1414,7 @@
             <w:r>
               <w:rPr>
                 <w:rFonts w:ascii="Times New Roman" w:hAnsi="Times New Roman"/>
-                <w:color w:val="222222"/>
+                <w:color w:val="auto"/>
                 <w:sz w:val="26"/>
                 <w:szCs w:val="26"/>
               </w:rPr>
@@ -1388,6 +1457,7 @@
               <w:spacing w:before="20" w:after="20"/>
               <w:jc w:val="center"/>
               <w:rPr>
+                <w:color w:val="auto"/>
                 <w:sz w:val="26"/>
                 <w:szCs w:val="26"/>
               </w:rPr>
@@ -1395,7 +1465,7 @@
             <w:r>
               <w:rPr>
                 <w:rFonts w:ascii="Times New Roman" w:hAnsi="Times New Roman"/>
-                <w:color w:val="222222"/>
+                <w:color w:val="auto"/>
                 <w:sz w:val="26"/>
                 <w:szCs w:val="26"/>
               </w:rPr>
@@ -1425,6 +1495,7 @@
               <w:spacing w:before="20" w:after="20"/>
               <w:jc w:val="center"/>
               <w:rPr>
+                <w:color w:val="auto"/>
                 <w:sz w:val="26"/>
                 <w:szCs w:val="26"/>
               </w:rPr>
@@ -1432,7 +1503,7 @@
             <w:r>
               <w:rPr>
                 <w:rFonts w:ascii="Times New Roman" w:hAnsi="Times New Roman"/>
-                <w:color w:val="222222"/>
+                <w:color w:val="auto"/>
                 <w:sz w:val="26"/>
                 <w:szCs w:val="26"/>
               </w:rPr>
@@ -1462,6 +1533,7 @@
               <w:spacing w:before="20" w:after="20"/>
               <w:jc w:val="center"/>
               <w:rPr>
+                <w:color w:val="auto"/>
                 <w:sz w:val="26"/>
                 <w:szCs w:val="26"/>
               </w:rPr>
@@ -1469,7 +1541,7 @@
             <w:r>
               <w:rPr>
                 <w:rFonts w:ascii="Times New Roman" w:hAnsi="Times New Roman"/>
-                <w:color w:val="222222"/>
+                <w:color w:val="auto"/>
                 <w:sz w:val="26"/>
                 <w:szCs w:val="26"/>
               </w:rPr>
@@ -1499,6 +1571,7 @@
               <w:spacing w:before="20" w:after="20"/>
               <w:jc w:val="center"/>
               <w:rPr>
+                <w:color w:val="auto"/>
                 <w:sz w:val="26"/>
                 <w:szCs w:val="26"/>
               </w:rPr>
@@ -1506,7 +1579,7 @@
             <w:r>
               <w:rPr>
                 <w:rFonts w:ascii="Times New Roman" w:hAnsi="Times New Roman"/>
-                <w:color w:val="222222"/>
+                <w:color w:val="auto"/>
                 <w:sz w:val="26"/>
                 <w:szCs w:val="26"/>
               </w:rPr>
@@ -1536,6 +1609,7 @@
               <w:spacing w:before="20" w:after="20"/>
               <w:jc w:val="center"/>
               <w:rPr>
+                <w:color w:val="auto"/>
                 <w:sz w:val="26"/>
                 <w:szCs w:val="26"/>
               </w:rPr>
@@ -1543,7 +1617,7 @@
             <w:r>
               <w:rPr>
                 <w:rFonts w:ascii="Times New Roman" w:hAnsi="Times New Roman"/>
-                <w:color w:val="222222"/>
+                <w:color w:val="auto"/>
                 <w:sz w:val="26"/>
                 <w:szCs w:val="26"/>
               </w:rPr>
@@ -1586,6 +1660,7 @@
               <w:spacing w:before="20" w:after="20"/>
               <w:jc w:val="center"/>
               <w:rPr>
+                <w:color w:val="auto"/>
                 <w:sz w:val="26"/>
                 <w:szCs w:val="26"/>
               </w:rPr>
@@ -1593,7 +1668,7 @@
             <w:r>
               <w:rPr>
                 <w:rFonts w:ascii="Times New Roman" w:hAnsi="Times New Roman"/>
-                <w:color w:val="222222"/>
+                <w:color w:val="auto"/>
                 <w:sz w:val="26"/>
                 <w:szCs w:val="26"/>
               </w:rPr>
@@ -1623,6 +1698,7 @@
               <w:spacing w:before="20" w:after="20"/>
               <w:jc w:val="center"/>
               <w:rPr>
+                <w:color w:val="auto"/>
                 <w:sz w:val="26"/>
                 <w:szCs w:val="26"/>
               </w:rPr>
@@ -1630,7 +1706,7 @@
             <w:r>
               <w:rPr>
                 <w:rFonts w:ascii="Times New Roman" w:hAnsi="Times New Roman"/>
-                <w:color w:val="222222"/>
+                <w:color w:val="auto"/>
                 <w:sz w:val="26"/>
                 <w:szCs w:val="26"/>
               </w:rPr>
@@ -1660,6 +1736,7 @@
               <w:spacing w:before="20" w:after="20"/>
               <w:jc w:val="center"/>
               <w:rPr>
+                <w:color w:val="auto"/>
                 <w:sz w:val="26"/>
                 <w:szCs w:val="26"/>
               </w:rPr>
@@ -1667,7 +1744,7 @@
             <w:r>
               <w:rPr>
                 <w:rFonts w:ascii="Times New Roman" w:hAnsi="Times New Roman"/>
-                <w:color w:val="222222"/>
+                <w:color w:val="auto"/>
                 <w:sz w:val="26"/>
                 <w:szCs w:val="26"/>
               </w:rPr>
@@ -1697,6 +1774,7 @@
               <w:spacing w:before="20" w:after="20"/>
               <w:jc w:val="center"/>
               <w:rPr>
+                <w:color w:val="auto"/>
                 <w:sz w:val="26"/>
                 <w:szCs w:val="26"/>
               </w:rPr>
@@ -1704,7 +1782,7 @@
             <w:r>
               <w:rPr>
                 <w:rFonts w:ascii="Times New Roman" w:hAnsi="Times New Roman"/>
-                <w:color w:val="222222"/>
+                <w:color w:val="auto"/>
                 <w:sz w:val="26"/>
                 <w:szCs w:val="26"/>
               </w:rPr>
@@ -1734,6 +1812,7 @@
               <w:spacing w:before="20" w:after="20"/>
               <w:jc w:val="center"/>
               <w:rPr>
+                <w:color w:val="auto"/>
                 <w:sz w:val="26"/>
                 <w:szCs w:val="26"/>
               </w:rPr>
@@ -1741,7 +1820,7 @@
             <w:r>
               <w:rPr>
                 <w:rFonts w:ascii="Times New Roman" w:hAnsi="Times New Roman"/>
-                <w:color w:val="222222"/>
+                <w:color w:val="auto"/>
                 <w:sz w:val="26"/>
                 <w:szCs w:val="26"/>
               </w:rPr>
@@ -1784,6 +1863,7 @@
               <w:spacing w:before="20" w:after="20"/>
               <w:jc w:val="center"/>
               <w:rPr>
+                <w:color w:val="auto"/>
                 <w:sz w:val="26"/>
                 <w:szCs w:val="26"/>
               </w:rPr>
@@ -1792,7 +1872,7 @@
               <w:rPr>
                 <w:rFonts w:ascii="Times New Roman" w:hAnsi="Times New Roman"/>
                 <w:b/>
-                <w:color w:val="0F386E"/>
+                <w:color w:val="auto"/>
                 <w:sz w:val="26"/>
                 <w:szCs w:val="26"/>
               </w:rPr>
@@ -1822,6 +1902,7 @@
               <w:spacing w:before="20" w:after="20"/>
               <w:jc w:val="center"/>
               <w:rPr>
+                <w:color w:val="auto"/>
                 <w:sz w:val="26"/>
                 <w:szCs w:val="26"/>
               </w:rPr>
@@ -1829,7 +1910,7 @@
             <w:r>
               <w:rPr>
                 <w:rFonts w:ascii="Times New Roman" w:hAnsi="Times New Roman"/>
-                <w:color w:val="222222"/>
+                <w:color w:val="auto"/>
                 <w:sz w:val="26"/>
                 <w:szCs w:val="26"/>
               </w:rPr>
@@ -1859,6 +1940,7 @@
               <w:spacing w:before="20" w:after="20"/>
               <w:jc w:val="center"/>
               <w:rPr>
+                <w:color w:val="auto"/>
                 <w:sz w:val="26"/>
                 <w:szCs w:val="26"/>
               </w:rPr>
@@ -1866,7 +1948,7 @@
             <w:r>
               <w:rPr>
                 <w:rFonts w:ascii="Times New Roman" w:hAnsi="Times New Roman"/>
-                <w:color w:val="222222"/>
+                <w:color w:val="auto"/>
                 <w:sz w:val="26"/>
                 <w:szCs w:val="26"/>
               </w:rPr>
@@ -1896,6 +1978,7 @@
               <w:spacing w:before="20" w:after="20"/>
               <w:jc w:val="center"/>
               <w:rPr>
+                <w:color w:val="auto"/>
                 <w:sz w:val="26"/>
                 <w:szCs w:val="26"/>
               </w:rPr>
@@ -1903,7 +1986,7 @@
             <w:r>
               <w:rPr>
                 <w:rFonts w:ascii="Times New Roman" w:hAnsi="Times New Roman"/>
-                <w:color w:val="222222"/>
+                <w:color w:val="auto"/>
                 <w:sz w:val="26"/>
                 <w:szCs w:val="26"/>
               </w:rPr>
@@ -1933,6 +2016,7 @@
               <w:spacing w:before="20" w:after="20"/>
               <w:jc w:val="center"/>
               <w:rPr>
+                <w:color w:val="auto"/>
                 <w:sz w:val="26"/>
                 <w:szCs w:val="26"/>
               </w:rPr>
@@ -1940,7 +2024,7 @@
             <w:r>
               <w:rPr>
                 <w:rFonts w:ascii="Times New Roman" w:hAnsi="Times New Roman"/>
-                <w:color w:val="222222"/>
+                <w:color w:val="auto"/>
                 <w:sz w:val="26"/>
                 <w:szCs w:val="26"/>
               </w:rPr>
@@ -1954,6 +2038,7 @@
       <w:pPr>
         <w:spacing w:before="80" w:after="120"/>
         <w:rPr>
+          <w:color w:val="auto"/>
           <w:sz w:val="26"/>
           <w:szCs w:val="26"/>
         </w:rPr>
@@ -1964,6 +2049,7 @@
         <w:spacing w:before="0" w:after="120" w:line="276" w:lineRule="auto"/>
         <w:jc w:val="left"/>
         <w:rPr>
+          <w:color w:val="auto"/>
           <w:sz w:val="26"/>
           <w:szCs w:val="26"/>
         </w:rPr>
@@ -1972,7 +2058,7 @@
         <w:rPr>
           <w:rFonts w:ascii="Times New Roman" w:hAnsi="Times New Roman"/>
           <w:i/>
-          <w:color w:val="000000"/>
+          <w:color w:val="auto"/>
           <w:sz w:val="26"/>
           <w:szCs w:val="26"/>
         </w:rPr>
@@ -1984,6 +2070,7 @@
         <w:spacing w:before="0" w:after="80" w:line="276" w:lineRule="auto"/>
         <w:jc w:val="left"/>
         <w:rPr>
+          <w:color w:val="auto"/>
           <w:sz w:val="26"/>
           <w:szCs w:val="26"/>
         </w:rPr>
@@ -1992,7 +2079,7 @@
         <w:rPr>
           <w:rFonts w:ascii="Times New Roman" w:hAnsi="Times New Roman"/>
           <w:b/>
-          <w:color w:val="000000"/>
+          <w:color w:val="auto"/>
           <w:sz w:val="26"/>
           <w:szCs w:val="26"/>
         </w:rPr>
@@ -2002,7 +2089,7 @@
         <w:rPr>
           <w:rFonts w:ascii="Times New Roman" w:hAnsi="Times New Roman"/>
           <w:i w:val="0"/>
-          <w:color w:val="000000"/>
+          <w:color w:val="auto"/>
           <w:sz w:val="26"/>
           <w:szCs w:val="26"/>
         </w:rPr>
@@ -2014,6 +2101,7 @@
         <w:spacing w:before="0" w:after="80" w:line="276" w:lineRule="auto"/>
         <w:jc w:val="left"/>
         <w:rPr>
+          <w:color w:val="auto"/>
           <w:sz w:val="26"/>
           <w:szCs w:val="26"/>
         </w:rPr>
@@ -2022,7 +2110,7 @@
         <w:rPr>
           <w:rFonts w:ascii="Times New Roman" w:hAnsi="Times New Roman"/>
           <w:b/>
-          <w:color w:val="000000"/>
+          <w:color w:val="auto"/>
           <w:sz w:val="26"/>
           <w:szCs w:val="26"/>
         </w:rPr>
@@ -2032,7 +2120,7 @@
         <w:rPr>
           <w:rFonts w:ascii="Times New Roman" w:hAnsi="Times New Roman"/>
           <w:i w:val="0"/>
-          <w:color w:val="000000"/>
+          <w:color w:val="auto"/>
           <w:sz w:val="26"/>
           <w:szCs w:val="26"/>
         </w:rPr>
@@ -2044,6 +2132,7 @@
         <w:spacing w:before="0" w:after="80" w:line="276" w:lineRule="auto"/>
         <w:jc w:val="left"/>
         <w:rPr>
+          <w:color w:val="auto"/>
           <w:sz w:val="26"/>
           <w:szCs w:val="26"/>
         </w:rPr>
@@ -2052,7 +2141,7 @@
         <w:rPr>
           <w:rFonts w:ascii="Times New Roman" w:hAnsi="Times New Roman"/>
           <w:b/>
-          <w:color w:val="000000"/>
+          <w:color w:val="auto"/>
           <w:sz w:val="26"/>
           <w:szCs w:val="26"/>
         </w:rPr>
@@ -2062,7 +2151,7 @@
         <w:rPr>
           <w:rFonts w:ascii="Times New Roman" w:hAnsi="Times New Roman"/>
           <w:i w:val="0"/>
-          <w:color w:val="000000"/>
+          <w:color w:val="auto"/>
           <w:sz w:val="26"/>
           <w:szCs w:val="26"/>
         </w:rPr>
@@ -2074,6 +2163,7 @@
         <w:keepNext/>
         <w:spacing w:before="180" w:after="80"/>
         <w:rPr>
+          <w:color w:val="auto"/>
           <w:sz w:val="26"/>
           <w:szCs w:val="26"/>
         </w:rPr>
@@ -2082,7 +2172,7 @@
         <w:rPr>
           <w:rFonts w:ascii="Times New Roman" w:hAnsi="Times New Roman"/>
           <w:b/>
-          <w:color w:val="2E5B88"/>
+          <w:color w:val="auto"/>
           <w:sz w:val="26"/>
           <w:szCs w:val="26"/>
         </w:rPr>
@@ -2094,6 +2184,7 @@
         <w:spacing w:before="0" w:after="80" w:line="276" w:lineRule="auto"/>
         <w:jc w:val="left"/>
         <w:rPr>
+          <w:color w:val="auto"/>
           <w:sz w:val="26"/>
           <w:szCs w:val="26"/>
         </w:rPr>
@@ -2102,11 +2193,32 @@
         <w:rPr>
           <w:rFonts w:ascii="Times New Roman" w:hAnsi="Times New Roman"/>
           <w:i w:val="0"/>
-          <w:color w:val="000000"/>
+          <w:color w:val="auto"/>
           <w:sz w:val="26"/>
           <w:szCs w:val="26"/>
         </w:rPr>
-        <w:t>Dưới đây là bảng số liệu cập nhật chính thức thay thế toàn diện cho Bảng 3 trong báo cáo cũ. Đánh giá trên tập Test độc lập gồm 6.646 đồ thị của 57 trận đấu, trung bình và độ lệch chuẩn qua 5 seeds (42, 123, 456, 789, 999). Khoảng tin cậy 95% tính toán bằng phương pháp Non-parametric Cluster Bootstrap theo trận với 10.000 lần lặp:</w:t>
+        <w:t xml:space="preserve">Dưới đây là bảng số liệu cập nhật chính thức thay thế toàn diện cho Bảng 3 trong báo cáo cũ. Đánh giá trên tập Test độc lập gồm 6.646 đồ thị của 57 trận đấu, trung bình và độ lệch chuẩn qua 5 seeds (42, 123, 456, 789, </w:t>
+      </w:r>
+      <w:r>
+        <w:rPr>
+          <w:rFonts w:hint="default" w:ascii="Times New Roman" w:hAnsi="Times New Roman"/>
+          <w:i w:val="0"/>
+          <w:color w:val="auto"/>
+          <w:sz w:val="26"/>
+          <w:szCs w:val="26"/>
+          <w:lang w:val="en-US"/>
+        </w:rPr>
+        <w:t>1024</w:t>
+      </w:r>
+      <w:r>
+        <w:rPr>
+          <w:rFonts w:ascii="Times New Roman" w:hAnsi="Times New Roman"/>
+          <w:i w:val="0"/>
+          <w:color w:val="auto"/>
+          <w:sz w:val="26"/>
+          <w:szCs w:val="26"/>
+        </w:rPr>
+        <w:t>). Khoảng tin cậy 95% tính toán bằng phương pháp Non-parametric Cluster Bootstrap theo trận với 10.000 lần lặp:</w:t>
       </w:r>
     </w:p>
     <w:tbl>
@@ -2167,6 +2279,7 @@
               <w:spacing w:before="40" w:after="40"/>
               <w:jc w:val="center"/>
               <w:rPr>
+                <w:color w:val="auto"/>
                 <w:sz w:val="26"/>
                 <w:szCs w:val="26"/>
               </w:rPr>
@@ -2175,7 +2288,7 @@
               <w:rPr>
                 <w:rFonts w:ascii="Times New Roman" w:hAnsi="Times New Roman"/>
                 <w:b/>
-                <w:color w:val="1B365D"/>
+                <w:color w:val="auto"/>
                 <w:sz w:val="26"/>
                 <w:szCs w:val="26"/>
               </w:rPr>
@@ -2205,6 +2318,7 @@
               <w:spacing w:before="40" w:after="40"/>
               <w:jc w:val="center"/>
               <w:rPr>
+                <w:color w:val="auto"/>
                 <w:sz w:val="26"/>
                 <w:szCs w:val="26"/>
               </w:rPr>
@@ -2213,7 +2327,7 @@
               <w:rPr>
                 <w:rFonts w:ascii="Times New Roman" w:hAnsi="Times New Roman"/>
                 <w:b/>
-                <w:color w:val="1B365D"/>
+                <w:color w:val="auto"/>
                 <w:sz w:val="26"/>
                 <w:szCs w:val="26"/>
               </w:rPr>
@@ -2243,6 +2357,7 @@
               <w:spacing w:before="40" w:after="40"/>
               <w:jc w:val="center"/>
               <w:rPr>
+                <w:color w:val="auto"/>
                 <w:sz w:val="26"/>
                 <w:szCs w:val="26"/>
               </w:rPr>
@@ -2251,7 +2366,7 @@
               <w:rPr>
                 <w:rFonts w:ascii="Times New Roman" w:hAnsi="Times New Roman"/>
                 <w:b/>
-                <w:color w:val="1B365D"/>
+                <w:color w:val="auto"/>
                 <w:sz w:val="26"/>
                 <w:szCs w:val="26"/>
               </w:rPr>
@@ -2281,6 +2396,7 @@
               <w:spacing w:before="40" w:after="40"/>
               <w:jc w:val="center"/>
               <w:rPr>
+                <w:color w:val="auto"/>
                 <w:sz w:val="26"/>
                 <w:szCs w:val="26"/>
               </w:rPr>
@@ -2289,7 +2405,7 @@
               <w:rPr>
                 <w:rFonts w:ascii="Times New Roman" w:hAnsi="Times New Roman"/>
                 <w:b/>
-                <w:color w:val="1B365D"/>
+                <w:color w:val="auto"/>
                 <w:sz w:val="26"/>
                 <w:szCs w:val="26"/>
               </w:rPr>
@@ -2319,6 +2435,7 @@
               <w:spacing w:before="40" w:after="40"/>
               <w:jc w:val="center"/>
               <w:rPr>
+                <w:color w:val="auto"/>
                 <w:sz w:val="26"/>
                 <w:szCs w:val="26"/>
               </w:rPr>
@@ -2327,7 +2444,7 @@
               <w:rPr>
                 <w:rFonts w:ascii="Times New Roman" w:hAnsi="Times New Roman"/>
                 <w:b/>
-                <w:color w:val="1B365D"/>
+                <w:color w:val="auto"/>
                 <w:sz w:val="26"/>
                 <w:szCs w:val="26"/>
               </w:rPr>
@@ -2357,6 +2474,7 @@
               <w:spacing w:before="40" w:after="40"/>
               <w:jc w:val="center"/>
               <w:rPr>
+                <w:color w:val="auto"/>
                 <w:sz w:val="26"/>
                 <w:szCs w:val="26"/>
               </w:rPr>
@@ -2365,7 +2483,7 @@
               <w:rPr>
                 <w:rFonts w:ascii="Times New Roman" w:hAnsi="Times New Roman"/>
                 <w:b/>
-                <w:color w:val="1B365D"/>
+                <w:color w:val="auto"/>
                 <w:sz w:val="26"/>
                 <w:szCs w:val="26"/>
               </w:rPr>
@@ -2395,6 +2513,7 @@
               <w:spacing w:before="40" w:after="40"/>
               <w:jc w:val="center"/>
               <w:rPr>
+                <w:color w:val="auto"/>
                 <w:sz w:val="26"/>
                 <w:szCs w:val="26"/>
               </w:rPr>
@@ -2403,7 +2522,7 @@
               <w:rPr>
                 <w:rFonts w:ascii="Times New Roman" w:hAnsi="Times New Roman"/>
                 <w:b/>
-                <w:color w:val="1B365D"/>
+                <w:color w:val="auto"/>
                 <w:sz w:val="26"/>
                 <w:szCs w:val="26"/>
               </w:rPr>
@@ -2433,6 +2552,7 @@
               <w:spacing w:before="40" w:after="40"/>
               <w:jc w:val="center"/>
               <w:rPr>
+                <w:color w:val="auto"/>
                 <w:sz w:val="26"/>
                 <w:szCs w:val="26"/>
               </w:rPr>
@@ -2441,7 +2561,7 @@
               <w:rPr>
                 <w:rFonts w:ascii="Times New Roman" w:hAnsi="Times New Roman"/>
                 <w:b/>
-                <w:color w:val="1B365D"/>
+                <w:color w:val="auto"/>
                 <w:sz w:val="26"/>
                 <w:szCs w:val="26"/>
               </w:rPr>
@@ -2484,6 +2604,7 @@
               <w:spacing w:before="20" w:after="20"/>
               <w:jc w:val="center"/>
               <w:rPr>
+                <w:color w:val="auto"/>
                 <w:sz w:val="26"/>
                 <w:szCs w:val="26"/>
               </w:rPr>
@@ -2492,7 +2613,7 @@
               <w:rPr>
                 <w:rFonts w:ascii="Times New Roman" w:hAnsi="Times New Roman"/>
                 <w:b/>
-                <w:color w:val="0F386E"/>
+                <w:color w:val="auto"/>
                 <w:sz w:val="26"/>
                 <w:szCs w:val="26"/>
               </w:rPr>
@@ -2522,6 +2643,7 @@
               <w:spacing w:before="20" w:after="20"/>
               <w:jc w:val="center"/>
               <w:rPr>
+                <w:color w:val="auto"/>
                 <w:sz w:val="26"/>
                 <w:szCs w:val="26"/>
               </w:rPr>
@@ -2529,7 +2651,7 @@
             <w:r>
               <w:rPr>
                 <w:rFonts w:ascii="Times New Roman" w:hAnsi="Times New Roman"/>
-                <w:color w:val="222222"/>
+                <w:color w:val="auto"/>
                 <w:sz w:val="26"/>
                 <w:szCs w:val="26"/>
               </w:rPr>
@@ -2559,6 +2681,7 @@
               <w:spacing w:before="20" w:after="20"/>
               <w:jc w:val="center"/>
               <w:rPr>
+                <w:color w:val="auto"/>
                 <w:sz w:val="26"/>
                 <w:szCs w:val="26"/>
               </w:rPr>
@@ -2566,7 +2689,7 @@
             <w:r>
               <w:rPr>
                 <w:rFonts w:ascii="Times New Roman" w:hAnsi="Times New Roman"/>
-                <w:color w:val="222222"/>
+                <w:color w:val="auto"/>
                 <w:sz w:val="26"/>
                 <w:szCs w:val="26"/>
               </w:rPr>
@@ -2596,6 +2719,7 @@
               <w:spacing w:before="20" w:after="20"/>
               <w:jc w:val="center"/>
               <w:rPr>
+                <w:color w:val="auto"/>
                 <w:sz w:val="26"/>
                 <w:szCs w:val="26"/>
               </w:rPr>
@@ -2603,7 +2727,7 @@
             <w:r>
               <w:rPr>
                 <w:rFonts w:ascii="Times New Roman" w:hAnsi="Times New Roman"/>
-                <w:color w:val="222222"/>
+                <w:color w:val="auto"/>
                 <w:sz w:val="26"/>
                 <w:szCs w:val="26"/>
               </w:rPr>
@@ -2633,6 +2757,7 @@
               <w:spacing w:before="20" w:after="20"/>
               <w:jc w:val="center"/>
               <w:rPr>
+                <w:color w:val="auto"/>
                 <w:sz w:val="26"/>
                 <w:szCs w:val="26"/>
               </w:rPr>
@@ -2640,7 +2765,7 @@
             <w:r>
               <w:rPr>
                 <w:rFonts w:ascii="Times New Roman" w:hAnsi="Times New Roman"/>
-                <w:color w:val="222222"/>
+                <w:color w:val="auto"/>
                 <w:sz w:val="26"/>
                 <w:szCs w:val="26"/>
               </w:rPr>
@@ -2670,6 +2795,7 @@
               <w:spacing w:before="20" w:after="20"/>
               <w:jc w:val="center"/>
               <w:rPr>
+                <w:color w:val="auto"/>
                 <w:sz w:val="26"/>
                 <w:szCs w:val="26"/>
               </w:rPr>
@@ -2677,7 +2803,7 @@
             <w:r>
               <w:rPr>
                 <w:rFonts w:ascii="Times New Roman" w:hAnsi="Times New Roman"/>
-                <w:color w:val="222222"/>
+                <w:color w:val="auto"/>
                 <w:sz w:val="26"/>
                 <w:szCs w:val="26"/>
               </w:rPr>
@@ -2707,6 +2833,7 @@
               <w:spacing w:before="20" w:after="20"/>
               <w:jc w:val="center"/>
               <w:rPr>
+                <w:color w:val="auto"/>
                 <w:sz w:val="26"/>
                 <w:szCs w:val="26"/>
               </w:rPr>
@@ -2714,7 +2841,7 @@
             <w:r>
               <w:rPr>
                 <w:rFonts w:ascii="Times New Roman" w:hAnsi="Times New Roman"/>
-                <w:color w:val="222222"/>
+                <w:color w:val="auto"/>
                 <w:sz w:val="26"/>
                 <w:szCs w:val="26"/>
               </w:rPr>
@@ -2744,6 +2871,7 @@
               <w:spacing w:before="20" w:after="20"/>
               <w:jc w:val="center"/>
               <w:rPr>
+                <w:color w:val="auto"/>
                 <w:sz w:val="26"/>
                 <w:szCs w:val="26"/>
               </w:rPr>
@@ -2751,7 +2879,7 @@
             <w:r>
               <w:rPr>
                 <w:rFonts w:ascii="Times New Roman" w:hAnsi="Times New Roman"/>
-                <w:color w:val="222222"/>
+                <w:color w:val="auto"/>
                 <w:sz w:val="26"/>
                 <w:szCs w:val="26"/>
               </w:rPr>
@@ -2794,6 +2922,7 @@
               <w:spacing w:before="20" w:after="20"/>
               <w:jc w:val="center"/>
               <w:rPr>
+                <w:color w:val="auto"/>
                 <w:sz w:val="26"/>
                 <w:szCs w:val="26"/>
               </w:rPr>
@@ -2801,7 +2930,7 @@
             <w:r>
               <w:rPr>
                 <w:rFonts w:ascii="Times New Roman" w:hAnsi="Times New Roman"/>
-                <w:color w:val="222222"/>
+                <w:color w:val="auto"/>
                 <w:sz w:val="26"/>
                 <w:szCs w:val="26"/>
               </w:rPr>
@@ -2831,6 +2960,7 @@
               <w:spacing w:before="20" w:after="20"/>
               <w:jc w:val="center"/>
               <w:rPr>
+                <w:color w:val="auto"/>
                 <w:sz w:val="26"/>
                 <w:szCs w:val="26"/>
               </w:rPr>
@@ -2838,7 +2968,7 @@
             <w:r>
               <w:rPr>
                 <w:rFonts w:ascii="Times New Roman" w:hAnsi="Times New Roman"/>
-                <w:color w:val="222222"/>
+                <w:color w:val="auto"/>
                 <w:sz w:val="26"/>
                 <w:szCs w:val="26"/>
               </w:rPr>
@@ -2868,6 +2998,7 @@
               <w:spacing w:before="20" w:after="20"/>
               <w:jc w:val="center"/>
               <w:rPr>
+                <w:color w:val="auto"/>
                 <w:sz w:val="26"/>
                 <w:szCs w:val="26"/>
               </w:rPr>
@@ -2875,7 +3006,7 @@
             <w:r>
               <w:rPr>
                 <w:rFonts w:ascii="Times New Roman" w:hAnsi="Times New Roman"/>
-                <w:color w:val="222222"/>
+                <w:color w:val="auto"/>
                 <w:sz w:val="26"/>
                 <w:szCs w:val="26"/>
               </w:rPr>
@@ -2905,6 +3036,7 @@
               <w:spacing w:before="20" w:after="20"/>
               <w:jc w:val="center"/>
               <w:rPr>
+                <w:color w:val="auto"/>
                 <w:sz w:val="26"/>
                 <w:szCs w:val="26"/>
               </w:rPr>
@@ -2912,7 +3044,7 @@
             <w:r>
               <w:rPr>
                 <w:rFonts w:ascii="Times New Roman" w:hAnsi="Times New Roman"/>
-                <w:color w:val="222222"/>
+                <w:color w:val="auto"/>
                 <w:sz w:val="26"/>
                 <w:szCs w:val="26"/>
               </w:rPr>
@@ -2942,6 +3074,7 @@
               <w:spacing w:before="20" w:after="20"/>
               <w:jc w:val="center"/>
               <w:rPr>
+                <w:color w:val="auto"/>
                 <w:sz w:val="26"/>
                 <w:szCs w:val="26"/>
               </w:rPr>
@@ -2949,7 +3082,7 @@
             <w:r>
               <w:rPr>
                 <w:rFonts w:ascii="Times New Roman" w:hAnsi="Times New Roman"/>
-                <w:color w:val="222222"/>
+                <w:color w:val="auto"/>
                 <w:sz w:val="26"/>
                 <w:szCs w:val="26"/>
               </w:rPr>
@@ -2979,6 +3112,7 @@
               <w:spacing w:before="20" w:after="20"/>
               <w:jc w:val="center"/>
               <w:rPr>
+                <w:color w:val="auto"/>
                 <w:sz w:val="26"/>
                 <w:szCs w:val="26"/>
               </w:rPr>
@@ -2986,7 +3120,7 @@
             <w:r>
               <w:rPr>
                 <w:rFonts w:ascii="Times New Roman" w:hAnsi="Times New Roman"/>
-                <w:color w:val="222222"/>
+                <w:color w:val="auto"/>
                 <w:sz w:val="26"/>
                 <w:szCs w:val="26"/>
               </w:rPr>
@@ -3016,6 +3150,7 @@
               <w:spacing w:before="20" w:after="20"/>
               <w:jc w:val="center"/>
               <w:rPr>
+                <w:color w:val="auto"/>
                 <w:sz w:val="26"/>
                 <w:szCs w:val="26"/>
               </w:rPr>
@@ -3023,7 +3158,7 @@
             <w:r>
               <w:rPr>
                 <w:rFonts w:ascii="Times New Roman" w:hAnsi="Times New Roman"/>
-                <w:color w:val="222222"/>
+                <w:color w:val="auto"/>
                 <w:sz w:val="26"/>
                 <w:szCs w:val="26"/>
               </w:rPr>
@@ -3053,6 +3188,7 @@
               <w:spacing w:before="20" w:after="20"/>
               <w:jc w:val="center"/>
               <w:rPr>
+                <w:color w:val="auto"/>
                 <w:sz w:val="26"/>
                 <w:szCs w:val="26"/>
               </w:rPr>
@@ -3060,7 +3196,7 @@
             <w:r>
               <w:rPr>
                 <w:rFonts w:ascii="Times New Roman" w:hAnsi="Times New Roman"/>
-                <w:color w:val="222222"/>
+                <w:color w:val="auto"/>
                 <w:sz w:val="26"/>
                 <w:szCs w:val="26"/>
               </w:rPr>
@@ -3103,6 +3239,7 @@
               <w:spacing w:before="20" w:after="20"/>
               <w:jc w:val="center"/>
               <w:rPr>
+                <w:color w:val="auto"/>
                 <w:sz w:val="26"/>
                 <w:szCs w:val="26"/>
               </w:rPr>
@@ -3110,7 +3247,7 @@
             <w:r>
               <w:rPr>
                 <w:rFonts w:ascii="Times New Roman" w:hAnsi="Times New Roman"/>
-                <w:color w:val="222222"/>
+                <w:color w:val="auto"/>
                 <w:sz w:val="26"/>
                 <w:szCs w:val="26"/>
               </w:rPr>
@@ -3140,6 +3277,7 @@
               <w:spacing w:before="20" w:after="20"/>
               <w:jc w:val="center"/>
               <w:rPr>
+                <w:color w:val="auto"/>
                 <w:sz w:val="26"/>
                 <w:szCs w:val="26"/>
               </w:rPr>
@@ -3147,7 +3285,7 @@
             <w:r>
               <w:rPr>
                 <w:rFonts w:ascii="Times New Roman" w:hAnsi="Times New Roman"/>
-                <w:color w:val="222222"/>
+                <w:color w:val="auto"/>
                 <w:sz w:val="26"/>
                 <w:szCs w:val="26"/>
               </w:rPr>
@@ -3177,6 +3315,7 @@
               <w:spacing w:before="20" w:after="20"/>
               <w:jc w:val="center"/>
               <w:rPr>
+                <w:color w:val="auto"/>
                 <w:sz w:val="26"/>
                 <w:szCs w:val="26"/>
               </w:rPr>
@@ -3184,7 +3323,7 @@
             <w:r>
               <w:rPr>
                 <w:rFonts w:ascii="Times New Roman" w:hAnsi="Times New Roman"/>
-                <w:color w:val="222222"/>
+                <w:color w:val="auto"/>
                 <w:sz w:val="26"/>
                 <w:szCs w:val="26"/>
               </w:rPr>
@@ -3214,6 +3353,7 @@
               <w:spacing w:before="20" w:after="20"/>
               <w:jc w:val="center"/>
               <w:rPr>
+                <w:color w:val="auto"/>
                 <w:sz w:val="26"/>
                 <w:szCs w:val="26"/>
               </w:rPr>
@@ -3221,7 +3361,7 @@
             <w:r>
               <w:rPr>
                 <w:rFonts w:ascii="Times New Roman" w:hAnsi="Times New Roman"/>
-                <w:color w:val="222222"/>
+                <w:color w:val="auto"/>
                 <w:sz w:val="26"/>
                 <w:szCs w:val="26"/>
               </w:rPr>
@@ -3251,6 +3391,7 @@
               <w:spacing w:before="20" w:after="20"/>
               <w:jc w:val="center"/>
               <w:rPr>
+                <w:color w:val="auto"/>
                 <w:sz w:val="26"/>
                 <w:szCs w:val="26"/>
               </w:rPr>
@@ -3258,7 +3399,7 @@
             <w:r>
               <w:rPr>
                 <w:rFonts w:ascii="Times New Roman" w:hAnsi="Times New Roman"/>
-                <w:color w:val="222222"/>
+                <w:color w:val="auto"/>
                 <w:sz w:val="26"/>
                 <w:szCs w:val="26"/>
               </w:rPr>
@@ -3288,6 +3429,7 @@
               <w:spacing w:before="20" w:after="20"/>
               <w:jc w:val="center"/>
               <w:rPr>
+                <w:color w:val="auto"/>
                 <w:sz w:val="26"/>
                 <w:szCs w:val="26"/>
               </w:rPr>
@@ -3295,7 +3437,7 @@
             <w:r>
               <w:rPr>
                 <w:rFonts w:ascii="Times New Roman" w:hAnsi="Times New Roman"/>
-                <w:color w:val="222222"/>
+                <w:color w:val="auto"/>
                 <w:sz w:val="26"/>
                 <w:szCs w:val="26"/>
               </w:rPr>
@@ -3325,6 +3467,7 @@
               <w:spacing w:before="20" w:after="20"/>
               <w:jc w:val="center"/>
               <w:rPr>
+                <w:color w:val="auto"/>
                 <w:sz w:val="26"/>
                 <w:szCs w:val="26"/>
               </w:rPr>
@@ -3332,7 +3475,7 @@
             <w:r>
               <w:rPr>
                 <w:rFonts w:ascii="Times New Roman" w:hAnsi="Times New Roman"/>
-                <w:color w:val="222222"/>
+                <w:color w:val="auto"/>
                 <w:sz w:val="26"/>
                 <w:szCs w:val="26"/>
               </w:rPr>
@@ -3362,6 +3505,7 @@
               <w:spacing w:before="20" w:after="20"/>
               <w:jc w:val="center"/>
               <w:rPr>
+                <w:color w:val="auto"/>
                 <w:sz w:val="26"/>
                 <w:szCs w:val="26"/>
               </w:rPr>
@@ -3369,7 +3513,7 @@
             <w:r>
               <w:rPr>
                 <w:rFonts w:ascii="Times New Roman" w:hAnsi="Times New Roman"/>
-                <w:color w:val="222222"/>
+                <w:color w:val="auto"/>
                 <w:sz w:val="26"/>
                 <w:szCs w:val="26"/>
               </w:rPr>
@@ -3412,6 +3556,7 @@
               <w:spacing w:before="20" w:after="20"/>
               <w:jc w:val="center"/>
               <w:rPr>
+                <w:color w:val="auto"/>
                 <w:sz w:val="26"/>
                 <w:szCs w:val="26"/>
               </w:rPr>
@@ -3419,7 +3564,7 @@
             <w:r>
               <w:rPr>
                 <w:rFonts w:ascii="Times New Roman" w:hAnsi="Times New Roman"/>
-                <w:color w:val="222222"/>
+                <w:color w:val="auto"/>
                 <w:sz w:val="26"/>
                 <w:szCs w:val="26"/>
               </w:rPr>
@@ -3449,6 +3594,7 @@
               <w:spacing w:before="20" w:after="20"/>
               <w:jc w:val="center"/>
               <w:rPr>
+                <w:color w:val="auto"/>
                 <w:sz w:val="26"/>
                 <w:szCs w:val="26"/>
               </w:rPr>
@@ -3456,7 +3602,7 @@
             <w:r>
               <w:rPr>
                 <w:rFonts w:ascii="Times New Roman" w:hAnsi="Times New Roman"/>
-                <w:color w:val="222222"/>
+                <w:color w:val="auto"/>
                 <w:sz w:val="26"/>
                 <w:szCs w:val="26"/>
               </w:rPr>
@@ -3486,6 +3632,7 @@
               <w:spacing w:before="20" w:after="20"/>
               <w:jc w:val="center"/>
               <w:rPr>
+                <w:color w:val="auto"/>
                 <w:sz w:val="26"/>
                 <w:szCs w:val="26"/>
               </w:rPr>
@@ -3493,7 +3640,7 @@
             <w:r>
               <w:rPr>
                 <w:rFonts w:ascii="Times New Roman" w:hAnsi="Times New Roman"/>
-                <w:color w:val="222222"/>
+                <w:color w:val="auto"/>
                 <w:sz w:val="26"/>
                 <w:szCs w:val="26"/>
               </w:rPr>
@@ -3523,6 +3670,7 @@
               <w:spacing w:before="20" w:after="20"/>
               <w:jc w:val="center"/>
               <w:rPr>
+                <w:color w:val="auto"/>
                 <w:sz w:val="26"/>
                 <w:szCs w:val="26"/>
               </w:rPr>
@@ -3530,7 +3678,7 @@
             <w:r>
               <w:rPr>
                 <w:rFonts w:ascii="Times New Roman" w:hAnsi="Times New Roman"/>
-                <w:color w:val="222222"/>
+                <w:color w:val="auto"/>
                 <w:sz w:val="26"/>
                 <w:szCs w:val="26"/>
               </w:rPr>
@@ -3560,6 +3708,7 @@
               <w:spacing w:before="20" w:after="20"/>
               <w:jc w:val="center"/>
               <w:rPr>
+                <w:color w:val="auto"/>
                 <w:sz w:val="26"/>
                 <w:szCs w:val="26"/>
               </w:rPr>
@@ -3567,7 +3716,7 @@
             <w:r>
               <w:rPr>
                 <w:rFonts w:ascii="Times New Roman" w:hAnsi="Times New Roman"/>
-                <w:color w:val="222222"/>
+                <w:color w:val="auto"/>
                 <w:sz w:val="26"/>
                 <w:szCs w:val="26"/>
               </w:rPr>
@@ -3597,6 +3746,7 @@
               <w:spacing w:before="20" w:after="20"/>
               <w:jc w:val="center"/>
               <w:rPr>
+                <w:color w:val="auto"/>
                 <w:sz w:val="26"/>
                 <w:szCs w:val="26"/>
               </w:rPr>
@@ -3604,7 +3754,7 @@
             <w:r>
               <w:rPr>
                 <w:rFonts w:ascii="Times New Roman" w:hAnsi="Times New Roman"/>
-                <w:color w:val="222222"/>
+                <w:color w:val="auto"/>
                 <w:sz w:val="26"/>
                 <w:szCs w:val="26"/>
               </w:rPr>
@@ -3634,6 +3784,7 @@
               <w:spacing w:before="20" w:after="20"/>
               <w:jc w:val="center"/>
               <w:rPr>
+                <w:color w:val="auto"/>
                 <w:sz w:val="26"/>
                 <w:szCs w:val="26"/>
               </w:rPr>
@@ -3641,7 +3792,7 @@
             <w:r>
               <w:rPr>
                 <w:rFonts w:ascii="Times New Roman" w:hAnsi="Times New Roman"/>
-                <w:color w:val="222222"/>
+                <w:color w:val="auto"/>
                 <w:sz w:val="26"/>
                 <w:szCs w:val="26"/>
               </w:rPr>
@@ -3671,6 +3822,7 @@
               <w:spacing w:before="20" w:after="20"/>
               <w:jc w:val="center"/>
               <w:rPr>
+                <w:color w:val="auto"/>
                 <w:sz w:val="26"/>
                 <w:szCs w:val="26"/>
               </w:rPr>
@@ -3678,7 +3830,7 @@
             <w:r>
               <w:rPr>
                 <w:rFonts w:ascii="Times New Roman" w:hAnsi="Times New Roman"/>
-                <w:color w:val="222222"/>
+                <w:color w:val="auto"/>
                 <w:sz w:val="26"/>
                 <w:szCs w:val="26"/>
               </w:rPr>
@@ -3721,6 +3873,7 @@
               <w:spacing w:before="20" w:after="20"/>
               <w:jc w:val="center"/>
               <w:rPr>
+                <w:color w:val="auto"/>
                 <w:sz w:val="26"/>
                 <w:szCs w:val="26"/>
               </w:rPr>
@@ -3728,7 +3881,7 @@
             <w:r>
               <w:rPr>
                 <w:rFonts w:ascii="Times New Roman" w:hAnsi="Times New Roman"/>
-                <w:color w:val="222222"/>
+                <w:color w:val="auto"/>
                 <w:sz w:val="26"/>
                 <w:szCs w:val="26"/>
               </w:rPr>
@@ -3758,6 +3911,7 @@
               <w:spacing w:before="20" w:after="20"/>
               <w:jc w:val="center"/>
               <w:rPr>
+                <w:color w:val="auto"/>
                 <w:sz w:val="26"/>
                 <w:szCs w:val="26"/>
               </w:rPr>
@@ -3765,7 +3919,7 @@
             <w:r>
               <w:rPr>
                 <w:rFonts w:ascii="Times New Roman" w:hAnsi="Times New Roman"/>
-                <w:color w:val="222222"/>
+                <w:color w:val="auto"/>
                 <w:sz w:val="26"/>
                 <w:szCs w:val="26"/>
               </w:rPr>
@@ -3795,6 +3949,7 @@
               <w:spacing w:before="20" w:after="20"/>
               <w:jc w:val="center"/>
               <w:rPr>
+                <w:color w:val="auto"/>
                 <w:sz w:val="26"/>
                 <w:szCs w:val="26"/>
               </w:rPr>
@@ -3802,7 +3957,7 @@
             <w:r>
               <w:rPr>
                 <w:rFonts w:ascii="Times New Roman" w:hAnsi="Times New Roman"/>
-                <w:color w:val="222222"/>
+                <w:color w:val="auto"/>
                 <w:sz w:val="26"/>
                 <w:szCs w:val="26"/>
               </w:rPr>
@@ -3832,6 +3987,7 @@
               <w:spacing w:before="20" w:after="20"/>
               <w:jc w:val="center"/>
               <w:rPr>
+                <w:color w:val="auto"/>
                 <w:sz w:val="26"/>
                 <w:szCs w:val="26"/>
               </w:rPr>
@@ -3839,7 +3995,7 @@
             <w:r>
               <w:rPr>
                 <w:rFonts w:ascii="Times New Roman" w:hAnsi="Times New Roman"/>
-                <w:color w:val="222222"/>
+                <w:color w:val="auto"/>
                 <w:sz w:val="26"/>
                 <w:szCs w:val="26"/>
               </w:rPr>
@@ -3869,6 +4025,7 @@
               <w:spacing w:before="20" w:after="20"/>
               <w:jc w:val="center"/>
               <w:rPr>
+                <w:color w:val="auto"/>
                 <w:sz w:val="26"/>
                 <w:szCs w:val="26"/>
               </w:rPr>
@@ -3876,7 +4033,7 @@
             <w:r>
               <w:rPr>
                 <w:rFonts w:ascii="Times New Roman" w:hAnsi="Times New Roman"/>
-                <w:color w:val="222222"/>
+                <w:color w:val="auto"/>
                 <w:sz w:val="26"/>
                 <w:szCs w:val="26"/>
               </w:rPr>
@@ -3906,6 +4063,7 @@
               <w:spacing w:before="20" w:after="20"/>
               <w:jc w:val="center"/>
               <w:rPr>
+                <w:color w:val="auto"/>
                 <w:sz w:val="26"/>
                 <w:szCs w:val="26"/>
               </w:rPr>
@@ -3913,7 +4071,7 @@
             <w:r>
               <w:rPr>
                 <w:rFonts w:ascii="Times New Roman" w:hAnsi="Times New Roman"/>
-                <w:color w:val="222222"/>
+                <w:color w:val="auto"/>
                 <w:sz w:val="26"/>
                 <w:szCs w:val="26"/>
               </w:rPr>
@@ -3943,6 +4101,7 @@
               <w:spacing w:before="20" w:after="20"/>
               <w:jc w:val="center"/>
               <w:rPr>
+                <w:color w:val="auto"/>
                 <w:sz w:val="26"/>
                 <w:szCs w:val="26"/>
               </w:rPr>
@@ -3950,7 +4109,7 @@
             <w:r>
               <w:rPr>
                 <w:rFonts w:ascii="Times New Roman" w:hAnsi="Times New Roman"/>
-                <w:color w:val="222222"/>
+                <w:color w:val="auto"/>
                 <w:sz w:val="26"/>
                 <w:szCs w:val="26"/>
               </w:rPr>
@@ -3980,6 +4139,7 @@
               <w:spacing w:before="20" w:after="20"/>
               <w:jc w:val="center"/>
               <w:rPr>
+                <w:color w:val="auto"/>
                 <w:sz w:val="26"/>
                 <w:szCs w:val="26"/>
               </w:rPr>
@@ -3987,7 +4147,7 @@
             <w:r>
               <w:rPr>
                 <w:rFonts w:ascii="Times New Roman" w:hAnsi="Times New Roman"/>
-                <w:color w:val="222222"/>
+                <w:color w:val="auto"/>
                 <w:sz w:val="26"/>
                 <w:szCs w:val="26"/>
               </w:rPr>
@@ -4030,6 +4190,7 @@
               <w:spacing w:before="20" w:after="20"/>
               <w:jc w:val="center"/>
               <w:rPr>
+                <w:color w:val="auto"/>
                 <w:sz w:val="26"/>
                 <w:szCs w:val="26"/>
               </w:rPr>
@@ -4037,7 +4198,7 @@
             <w:r>
               <w:rPr>
                 <w:rFonts w:ascii="Times New Roman" w:hAnsi="Times New Roman"/>
-                <w:color w:val="222222"/>
+                <w:color w:val="auto"/>
                 <w:sz w:val="26"/>
                 <w:szCs w:val="26"/>
               </w:rPr>
@@ -4067,6 +4228,7 @@
               <w:spacing w:before="20" w:after="20"/>
               <w:jc w:val="center"/>
               <w:rPr>
+                <w:color w:val="auto"/>
                 <w:sz w:val="26"/>
                 <w:szCs w:val="26"/>
               </w:rPr>
@@ -4074,7 +4236,7 @@
             <w:r>
               <w:rPr>
                 <w:rFonts w:ascii="Times New Roman" w:hAnsi="Times New Roman"/>
-                <w:color w:val="222222"/>
+                <w:color w:val="auto"/>
                 <w:sz w:val="26"/>
                 <w:szCs w:val="26"/>
               </w:rPr>
@@ -4104,6 +4266,7 @@
               <w:spacing w:before="20" w:after="20"/>
               <w:jc w:val="center"/>
               <w:rPr>
+                <w:color w:val="auto"/>
                 <w:sz w:val="26"/>
                 <w:szCs w:val="26"/>
               </w:rPr>
@@ -4111,7 +4274,7 @@
             <w:r>
               <w:rPr>
                 <w:rFonts w:ascii="Times New Roman" w:hAnsi="Times New Roman"/>
-                <w:color w:val="222222"/>
+                <w:color w:val="auto"/>
                 <w:sz w:val="26"/>
                 <w:szCs w:val="26"/>
               </w:rPr>
@@ -4141,6 +4304,7 @@
               <w:spacing w:before="20" w:after="20"/>
               <w:jc w:val="center"/>
               <w:rPr>
+                <w:color w:val="auto"/>
                 <w:sz w:val="26"/>
                 <w:szCs w:val="26"/>
               </w:rPr>
@@ -4148,7 +4312,7 @@
             <w:r>
               <w:rPr>
                 <w:rFonts w:ascii="Times New Roman" w:hAnsi="Times New Roman"/>
-                <w:color w:val="222222"/>
+                <w:color w:val="auto"/>
                 <w:sz w:val="26"/>
                 <w:szCs w:val="26"/>
               </w:rPr>
@@ -4178,6 +4342,7 @@
               <w:spacing w:before="20" w:after="20"/>
               <w:jc w:val="center"/>
               <w:rPr>
+                <w:color w:val="auto"/>
                 <w:sz w:val="26"/>
                 <w:szCs w:val="26"/>
               </w:rPr>
@@ -4185,7 +4350,7 @@
             <w:r>
               <w:rPr>
                 <w:rFonts w:ascii="Times New Roman" w:hAnsi="Times New Roman"/>
-                <w:color w:val="222222"/>
+                <w:color w:val="auto"/>
                 <w:sz w:val="26"/>
                 <w:szCs w:val="26"/>
               </w:rPr>
@@ -4215,6 +4380,7 @@
               <w:spacing w:before="20" w:after="20"/>
               <w:jc w:val="center"/>
               <w:rPr>
+                <w:color w:val="auto"/>
                 <w:sz w:val="26"/>
                 <w:szCs w:val="26"/>
               </w:rPr>
@@ -4222,7 +4388,7 @@
             <w:r>
               <w:rPr>
                 <w:rFonts w:ascii="Times New Roman" w:hAnsi="Times New Roman"/>
-                <w:color w:val="222222"/>
+                <w:color w:val="auto"/>
                 <w:sz w:val="26"/>
                 <w:szCs w:val="26"/>
               </w:rPr>
@@ -4252,6 +4418,7 @@
               <w:spacing w:before="20" w:after="20"/>
               <w:jc w:val="center"/>
               <w:rPr>
+                <w:color w:val="auto"/>
                 <w:sz w:val="26"/>
                 <w:szCs w:val="26"/>
               </w:rPr>
@@ -4259,7 +4426,7 @@
             <w:r>
               <w:rPr>
                 <w:rFonts w:ascii="Times New Roman" w:hAnsi="Times New Roman"/>
-                <w:color w:val="222222"/>
+                <w:color w:val="auto"/>
                 <w:sz w:val="26"/>
                 <w:szCs w:val="26"/>
               </w:rPr>
@@ -4289,6 +4456,7 @@
               <w:spacing w:before="20" w:after="20"/>
               <w:jc w:val="center"/>
               <w:rPr>
+                <w:color w:val="auto"/>
                 <w:sz w:val="26"/>
                 <w:szCs w:val="26"/>
               </w:rPr>
@@ -4296,7 +4464,7 @@
             <w:r>
               <w:rPr>
                 <w:rFonts w:ascii="Times New Roman" w:hAnsi="Times New Roman"/>
-                <w:color w:val="222222"/>
+                <w:color w:val="auto"/>
                 <w:sz w:val="26"/>
                 <w:szCs w:val="26"/>
               </w:rPr>
@@ -4339,6 +4507,7 @@
               <w:spacing w:before="20" w:after="20"/>
               <w:jc w:val="center"/>
               <w:rPr>
+                <w:color w:val="auto"/>
                 <w:sz w:val="26"/>
                 <w:szCs w:val="26"/>
               </w:rPr>
@@ -4346,7 +4515,7 @@
             <w:r>
               <w:rPr>
                 <w:rFonts w:ascii="Times New Roman" w:hAnsi="Times New Roman"/>
-                <w:color w:val="222222"/>
+                <w:color w:val="auto"/>
                 <w:sz w:val="26"/>
                 <w:szCs w:val="26"/>
               </w:rPr>
@@ -4376,6 +4545,7 @@
               <w:spacing w:before="20" w:after="20"/>
               <w:jc w:val="center"/>
               <w:rPr>
+                <w:color w:val="auto"/>
                 <w:sz w:val="26"/>
                 <w:szCs w:val="26"/>
               </w:rPr>
@@ -4383,7 +4553,7 @@
             <w:r>
               <w:rPr>
                 <w:rFonts w:ascii="Times New Roman" w:hAnsi="Times New Roman"/>
-                <w:color w:val="222222"/>
+                <w:color w:val="auto"/>
                 <w:sz w:val="26"/>
                 <w:szCs w:val="26"/>
               </w:rPr>
@@ -4413,6 +4583,7 @@
               <w:spacing w:before="20" w:after="20"/>
               <w:jc w:val="center"/>
               <w:rPr>
+                <w:color w:val="auto"/>
                 <w:sz w:val="26"/>
                 <w:szCs w:val="26"/>
               </w:rPr>
@@ -4420,7 +4591,7 @@
             <w:r>
               <w:rPr>
                 <w:rFonts w:ascii="Times New Roman" w:hAnsi="Times New Roman"/>
-                <w:color w:val="222222"/>
+                <w:color w:val="auto"/>
                 <w:sz w:val="26"/>
                 <w:szCs w:val="26"/>
               </w:rPr>
@@ -4450,6 +4621,7 @@
               <w:spacing w:before="20" w:after="20"/>
               <w:jc w:val="center"/>
               <w:rPr>
+                <w:color w:val="auto"/>
                 <w:sz w:val="26"/>
                 <w:szCs w:val="26"/>
               </w:rPr>
@@ -4457,7 +4629,7 @@
             <w:r>
               <w:rPr>
                 <w:rFonts w:ascii="Times New Roman" w:hAnsi="Times New Roman"/>
-                <w:color w:val="222222"/>
+                <w:color w:val="auto"/>
                 <w:sz w:val="26"/>
                 <w:szCs w:val="26"/>
               </w:rPr>
@@ -4487,6 +4659,7 @@
               <w:spacing w:before="20" w:after="20"/>
               <w:jc w:val="center"/>
               <w:rPr>
+                <w:color w:val="auto"/>
                 <w:sz w:val="26"/>
                 <w:szCs w:val="26"/>
               </w:rPr>
@@ -4494,7 +4667,7 @@
             <w:r>
               <w:rPr>
                 <w:rFonts w:ascii="Times New Roman" w:hAnsi="Times New Roman"/>
-                <w:color w:val="222222"/>
+                <w:color w:val="auto"/>
                 <w:sz w:val="26"/>
                 <w:szCs w:val="26"/>
               </w:rPr>
@@ -4524,6 +4697,7 @@
               <w:spacing w:before="20" w:after="20"/>
               <w:jc w:val="center"/>
               <w:rPr>
+                <w:color w:val="auto"/>
                 <w:sz w:val="26"/>
                 <w:szCs w:val="26"/>
               </w:rPr>
@@ -4531,7 +4705,7 @@
             <w:r>
               <w:rPr>
                 <w:rFonts w:ascii="Times New Roman" w:hAnsi="Times New Roman"/>
-                <w:color w:val="222222"/>
+                <w:color w:val="auto"/>
                 <w:sz w:val="26"/>
                 <w:szCs w:val="26"/>
               </w:rPr>
@@ -4561,6 +4735,7 @@
               <w:spacing w:before="20" w:after="20"/>
               <w:jc w:val="center"/>
               <w:rPr>
+                <w:color w:val="auto"/>
                 <w:sz w:val="26"/>
                 <w:szCs w:val="26"/>
               </w:rPr>
@@ -4568,7 +4743,7 @@
             <w:r>
               <w:rPr>
                 <w:rFonts w:ascii="Times New Roman" w:hAnsi="Times New Roman"/>
-                <w:color w:val="222222"/>
+                <w:color w:val="auto"/>
                 <w:sz w:val="26"/>
                 <w:szCs w:val="26"/>
               </w:rPr>
@@ -4598,6 +4773,7 @@
               <w:spacing w:before="20" w:after="20"/>
               <w:jc w:val="center"/>
               <w:rPr>
+                <w:color w:val="auto"/>
                 <w:sz w:val="26"/>
                 <w:szCs w:val="26"/>
               </w:rPr>
@@ -4605,7 +4781,7 @@
             <w:r>
               <w:rPr>
                 <w:rFonts w:ascii="Times New Roman" w:hAnsi="Times New Roman"/>
-                <w:color w:val="222222"/>
+                <w:color w:val="auto"/>
                 <w:sz w:val="26"/>
                 <w:szCs w:val="26"/>
               </w:rPr>
@@ -4619,6 +4795,7 @@
       <w:pPr>
         <w:spacing w:before="80" w:after="120"/>
         <w:rPr>
+          <w:color w:val="auto"/>
           <w:sz w:val="26"/>
           <w:szCs w:val="26"/>
         </w:rPr>
@@ -4629,6 +4806,9 @@
         <w:spacing w:before="0" w:after="120" w:line="276" w:lineRule="auto"/>
         <w:jc w:val="left"/>
         <w:rPr>
+          <w:rFonts w:ascii="Times New Roman" w:hAnsi="Times New Roman"/>
+          <w:i/>
+          <w:color w:val="auto"/>
           <w:sz w:val="26"/>
           <w:szCs w:val="26"/>
         </w:rPr>
@@ -4637,7 +4817,7 @@
         <w:rPr>
           <w:rFonts w:ascii="Times New Roman" w:hAnsi="Times New Roman"/>
           <w:i/>
-          <w:color w:val="000000"/>
+          <w:color w:val="auto"/>
           <w:sz w:val="26"/>
           <w:szCs w:val="26"/>
         </w:rPr>
@@ -4646,9 +4826,45 @@
     </w:p>
     <w:p>
       <w:pPr>
+        <w:spacing w:before="0" w:after="120" w:line="276" w:lineRule="auto"/>
+        <w:jc w:val="left"/>
+        <w:rPr>
+          <w:rFonts w:ascii="Times New Roman" w:hAnsi="Times New Roman"/>
+          <w:i/>
+          <w:color w:val="auto"/>
+          <w:sz w:val="26"/>
+          <w:szCs w:val="26"/>
+        </w:rPr>
+      </w:pPr>
+      <w:r>
+        <w:rPr>
+          <w:rFonts w:hint="default" w:ascii="Times New Roman" w:hAnsi="Times New Roman"/>
+          <w:i/>
+          <w:color w:val="auto"/>
+          <w:sz w:val="26"/>
+          <w:szCs w:val="26"/>
+        </w:rPr>
+        <w:t>Về Brier Score: Do bài toán có lớp dương hiếm (~14.2%), MPNN sử dụng hàm mất mát Weighted BCE với trọng số pos_weight = 6.31 nhằm tối ưu tối đa năng lực nhận diện pha bóng nguy hiểm (Recall và PR-AU</w:t>
+      </w:r>
+      <w:bookmarkStart w:id="0" w:name="_GoBack"/>
+      <w:bookmarkEnd w:id="0"/>
+      <w:r>
+        <w:rPr>
+          <w:rFonts w:hint="default" w:ascii="Times New Roman" w:hAnsi="Times New Roman"/>
+          <w:i/>
+          <w:color w:val="auto"/>
+          <w:sz w:val="26"/>
+          <w:szCs w:val="26"/>
+        </w:rPr>
+        <w:t>C). Việc này khiến xác suất đầu ra của MPNN hơi bị phóng đại (over-confident) so với tần suất thực tế, dẫn đến Brier Score cao hơn nhóm phi đồ thị vốn không áp dụng trọng số phạt mất cân bằng lớp.</w:t>
+      </w:r>
+    </w:p>
+    <w:p>
+      <w:pPr>
         <w:spacing w:before="0" w:after="80" w:line="276" w:lineRule="auto"/>
         <w:jc w:val="left"/>
         <w:rPr>
+          <w:color w:val="auto"/>
           <w:sz w:val="26"/>
           <w:szCs w:val="26"/>
         </w:rPr>
@@ -4657,7 +4873,7 @@
         <w:rPr>
           <w:rFonts w:ascii="Times New Roman" w:hAnsi="Times New Roman"/>
           <w:i w:val="0"/>
-          <w:color w:val="000000"/>
+          <w:color w:val="auto"/>
           <w:sz w:val="26"/>
           <w:szCs w:val="26"/>
         </w:rPr>
@@ -4720,6 +4936,7 @@
               <w:spacing w:before="40" w:after="40"/>
               <w:jc w:val="center"/>
               <w:rPr>
+                <w:color w:val="auto"/>
                 <w:sz w:val="26"/>
                 <w:szCs w:val="26"/>
               </w:rPr>
@@ -4728,7 +4945,7 @@
               <w:rPr>
                 <w:rFonts w:ascii="Times New Roman" w:hAnsi="Times New Roman"/>
                 <w:b/>
-                <w:color w:val="1B365D"/>
+                <w:color w:val="auto"/>
                 <w:sz w:val="26"/>
                 <w:szCs w:val="26"/>
               </w:rPr>
@@ -4758,6 +4975,7 @@
               <w:spacing w:before="40" w:after="40"/>
               <w:jc w:val="center"/>
               <w:rPr>
+                <w:color w:val="auto"/>
                 <w:sz w:val="26"/>
                 <w:szCs w:val="26"/>
               </w:rPr>
@@ -4766,7 +4984,7 @@
               <w:rPr>
                 <w:rFonts w:ascii="Times New Roman" w:hAnsi="Times New Roman"/>
                 <w:b/>
-                <w:color w:val="1B365D"/>
+                <w:color w:val="auto"/>
                 <w:sz w:val="26"/>
                 <w:szCs w:val="26"/>
               </w:rPr>
@@ -4796,6 +5014,7 @@
               <w:spacing w:before="40" w:after="40"/>
               <w:jc w:val="center"/>
               <w:rPr>
+                <w:color w:val="auto"/>
                 <w:sz w:val="26"/>
                 <w:szCs w:val="26"/>
               </w:rPr>
@@ -4804,7 +5023,7 @@
               <w:rPr>
                 <w:rFonts w:ascii="Times New Roman" w:hAnsi="Times New Roman"/>
                 <w:b/>
-                <w:color w:val="1B365D"/>
+                <w:color w:val="auto"/>
                 <w:sz w:val="26"/>
                 <w:szCs w:val="26"/>
               </w:rPr>
@@ -4834,6 +5053,7 @@
               <w:spacing w:before="40" w:after="40"/>
               <w:jc w:val="center"/>
               <w:rPr>
+                <w:color w:val="auto"/>
                 <w:sz w:val="26"/>
                 <w:szCs w:val="26"/>
               </w:rPr>
@@ -4842,7 +5062,7 @@
               <w:rPr>
                 <w:rFonts w:ascii="Times New Roman" w:hAnsi="Times New Roman"/>
                 <w:b/>
-                <w:color w:val="1B365D"/>
+                <w:color w:val="auto"/>
                 <w:sz w:val="26"/>
                 <w:szCs w:val="26"/>
               </w:rPr>
@@ -4872,6 +5092,7 @@
               <w:spacing w:before="40" w:after="40"/>
               <w:jc w:val="center"/>
               <w:rPr>
+                <w:color w:val="auto"/>
                 <w:sz w:val="26"/>
                 <w:szCs w:val="26"/>
               </w:rPr>
@@ -4880,7 +5101,7 @@
               <w:rPr>
                 <w:rFonts w:ascii="Times New Roman" w:hAnsi="Times New Roman"/>
                 <w:b/>
-                <w:color w:val="1B365D"/>
+                <w:color w:val="auto"/>
                 <w:sz w:val="26"/>
                 <w:szCs w:val="26"/>
               </w:rPr>
@@ -4910,6 +5131,7 @@
               <w:spacing w:before="40" w:after="40"/>
               <w:jc w:val="center"/>
               <w:rPr>
+                <w:color w:val="auto"/>
                 <w:sz w:val="26"/>
                 <w:szCs w:val="26"/>
               </w:rPr>
@@ -4918,7 +5140,7 @@
               <w:rPr>
                 <w:rFonts w:ascii="Times New Roman" w:hAnsi="Times New Roman"/>
                 <w:b/>
-                <w:color w:val="1B365D"/>
+                <w:color w:val="auto"/>
                 <w:sz w:val="26"/>
                 <w:szCs w:val="26"/>
               </w:rPr>
@@ -4961,6 +5183,7 @@
               <w:spacing w:before="20" w:after="20"/>
               <w:jc w:val="center"/>
               <w:rPr>
+                <w:color w:val="auto"/>
                 <w:sz w:val="26"/>
                 <w:szCs w:val="26"/>
               </w:rPr>
@@ -4969,7 +5192,7 @@
               <w:rPr>
                 <w:rFonts w:ascii="Times New Roman" w:hAnsi="Times New Roman"/>
                 <w:b/>
-                <w:color w:val="0F386E"/>
+                <w:color w:val="auto"/>
                 <w:sz w:val="26"/>
                 <w:szCs w:val="26"/>
               </w:rPr>
@@ -4999,6 +5222,7 @@
               <w:spacing w:before="20" w:after="20"/>
               <w:jc w:val="center"/>
               <w:rPr>
+                <w:color w:val="auto"/>
                 <w:sz w:val="26"/>
                 <w:szCs w:val="26"/>
               </w:rPr>
@@ -5006,7 +5230,7 @@
             <w:r>
               <w:rPr>
                 <w:rFonts w:ascii="Times New Roman" w:hAnsi="Times New Roman"/>
-                <w:color w:val="222222"/>
+                <w:color w:val="auto"/>
                 <w:sz w:val="26"/>
                 <w:szCs w:val="26"/>
               </w:rPr>
@@ -5036,6 +5260,7 @@
               <w:spacing w:before="20" w:after="20"/>
               <w:jc w:val="center"/>
               <w:rPr>
+                <w:color w:val="auto"/>
                 <w:sz w:val="26"/>
                 <w:szCs w:val="26"/>
               </w:rPr>
@@ -5043,7 +5268,7 @@
             <w:r>
               <w:rPr>
                 <w:rFonts w:ascii="Times New Roman" w:hAnsi="Times New Roman"/>
-                <w:color w:val="222222"/>
+                <w:color w:val="auto"/>
                 <w:sz w:val="26"/>
                 <w:szCs w:val="26"/>
               </w:rPr>
@@ -5073,6 +5298,7 @@
               <w:spacing w:before="20" w:after="20"/>
               <w:jc w:val="center"/>
               <w:rPr>
+                <w:color w:val="auto"/>
                 <w:sz w:val="26"/>
                 <w:szCs w:val="26"/>
               </w:rPr>
@@ -5080,7 +5306,7 @@
             <w:r>
               <w:rPr>
                 <w:rFonts w:ascii="Times New Roman" w:hAnsi="Times New Roman"/>
-                <w:color w:val="222222"/>
+                <w:color w:val="auto"/>
                 <w:sz w:val="26"/>
                 <w:szCs w:val="26"/>
               </w:rPr>
@@ -5110,6 +5336,7 @@
               <w:spacing w:before="20" w:after="20"/>
               <w:jc w:val="center"/>
               <w:rPr>
+                <w:color w:val="auto"/>
                 <w:sz w:val="26"/>
                 <w:szCs w:val="26"/>
               </w:rPr>
@@ -5117,7 +5344,7 @@
             <w:r>
               <w:rPr>
                 <w:rFonts w:ascii="Times New Roman" w:hAnsi="Times New Roman"/>
-                <w:color w:val="222222"/>
+                <w:color w:val="auto"/>
                 <w:sz w:val="26"/>
                 <w:szCs w:val="26"/>
               </w:rPr>
@@ -5147,6 +5374,7 @@
               <w:spacing w:before="20" w:after="20"/>
               <w:jc w:val="center"/>
               <w:rPr>
+                <w:color w:val="auto"/>
                 <w:sz w:val="26"/>
                 <w:szCs w:val="26"/>
               </w:rPr>
@@ -5154,7 +5382,7 @@
             <w:r>
               <w:rPr>
                 <w:rFonts w:ascii="Times New Roman" w:hAnsi="Times New Roman"/>
-                <w:color w:val="222222"/>
+                <w:color w:val="auto"/>
                 <w:sz w:val="26"/>
                 <w:szCs w:val="26"/>
               </w:rPr>
@@ -5197,6 +5425,7 @@
               <w:spacing w:before="20" w:after="20"/>
               <w:jc w:val="center"/>
               <w:rPr>
+                <w:color w:val="auto"/>
                 <w:sz w:val="26"/>
                 <w:szCs w:val="26"/>
               </w:rPr>
@@ -5205,7 +5434,7 @@
               <w:rPr>
                 <w:rFonts w:ascii="Times New Roman" w:hAnsi="Times New Roman"/>
                 <w:b/>
-                <w:color w:val="0F386E"/>
+                <w:color w:val="auto"/>
                 <w:sz w:val="26"/>
                 <w:szCs w:val="26"/>
               </w:rPr>
@@ -5235,6 +5464,7 @@
               <w:spacing w:before="20" w:after="20"/>
               <w:jc w:val="center"/>
               <w:rPr>
+                <w:color w:val="auto"/>
                 <w:sz w:val="26"/>
                 <w:szCs w:val="26"/>
               </w:rPr>
@@ -5242,7 +5472,7 @@
             <w:r>
               <w:rPr>
                 <w:rFonts w:ascii="Times New Roman" w:hAnsi="Times New Roman"/>
-                <w:color w:val="222222"/>
+                <w:color w:val="auto"/>
                 <w:sz w:val="26"/>
                 <w:szCs w:val="26"/>
               </w:rPr>
@@ -5272,6 +5502,7 @@
               <w:spacing w:before="20" w:after="20"/>
               <w:jc w:val="center"/>
               <w:rPr>
+                <w:color w:val="auto"/>
                 <w:sz w:val="26"/>
                 <w:szCs w:val="26"/>
               </w:rPr>
@@ -5279,7 +5510,7 @@
             <w:r>
               <w:rPr>
                 <w:rFonts w:ascii="Times New Roman" w:hAnsi="Times New Roman"/>
-                <w:color w:val="222222"/>
+                <w:color w:val="auto"/>
                 <w:sz w:val="26"/>
                 <w:szCs w:val="26"/>
               </w:rPr>
@@ -5309,6 +5540,7 @@
               <w:spacing w:before="20" w:after="20"/>
               <w:jc w:val="center"/>
               <w:rPr>
+                <w:color w:val="auto"/>
                 <w:sz w:val="26"/>
                 <w:szCs w:val="26"/>
               </w:rPr>
@@ -5316,7 +5548,7 @@
             <w:r>
               <w:rPr>
                 <w:rFonts w:ascii="Times New Roman" w:hAnsi="Times New Roman"/>
-                <w:color w:val="222222"/>
+                <w:color w:val="auto"/>
                 <w:sz w:val="26"/>
                 <w:szCs w:val="26"/>
               </w:rPr>
@@ -5346,6 +5578,7 @@
               <w:spacing w:before="20" w:after="20"/>
               <w:jc w:val="center"/>
               <w:rPr>
+                <w:color w:val="auto"/>
                 <w:sz w:val="26"/>
                 <w:szCs w:val="26"/>
               </w:rPr>
@@ -5353,7 +5586,7 @@
             <w:r>
               <w:rPr>
                 <w:rFonts w:ascii="Times New Roman" w:hAnsi="Times New Roman"/>
-                <w:color w:val="222222"/>
+                <w:color w:val="auto"/>
                 <w:sz w:val="26"/>
                 <w:szCs w:val="26"/>
               </w:rPr>
@@ -5383,6 +5616,7 @@
               <w:spacing w:before="20" w:after="20"/>
               <w:jc w:val="center"/>
               <w:rPr>
+                <w:color w:val="auto"/>
                 <w:sz w:val="26"/>
                 <w:szCs w:val="26"/>
               </w:rPr>
@@ -5390,7 +5624,7 @@
             <w:r>
               <w:rPr>
                 <w:rFonts w:ascii="Times New Roman" w:hAnsi="Times New Roman"/>
-                <w:color w:val="222222"/>
+                <w:color w:val="auto"/>
                 <w:sz w:val="26"/>
                 <w:szCs w:val="26"/>
               </w:rPr>
@@ -5433,6 +5667,7 @@
               <w:spacing w:before="20" w:after="20"/>
               <w:jc w:val="center"/>
               <w:rPr>
+                <w:color w:val="auto"/>
                 <w:sz w:val="26"/>
                 <w:szCs w:val="26"/>
               </w:rPr>
@@ -5441,7 +5676,7 @@
               <w:rPr>
                 <w:rFonts w:ascii="Times New Roman" w:hAnsi="Times New Roman"/>
                 <w:b/>
-                <w:color w:val="0F386E"/>
+                <w:color w:val="auto"/>
                 <w:sz w:val="26"/>
                 <w:szCs w:val="26"/>
               </w:rPr>
@@ -5471,6 +5706,7 @@
               <w:spacing w:before="20" w:after="20"/>
               <w:jc w:val="center"/>
               <w:rPr>
+                <w:color w:val="auto"/>
                 <w:sz w:val="26"/>
                 <w:szCs w:val="26"/>
               </w:rPr>
@@ -5478,7 +5714,7 @@
             <w:r>
               <w:rPr>
                 <w:rFonts w:ascii="Times New Roman" w:hAnsi="Times New Roman"/>
-                <w:color w:val="222222"/>
+                <w:color w:val="auto"/>
                 <w:sz w:val="26"/>
                 <w:szCs w:val="26"/>
               </w:rPr>
@@ -5508,6 +5744,7 @@
               <w:spacing w:before="20" w:after="20"/>
               <w:jc w:val="center"/>
               <w:rPr>
+                <w:color w:val="auto"/>
                 <w:sz w:val="26"/>
                 <w:szCs w:val="26"/>
               </w:rPr>
@@ -5515,7 +5752,7 @@
             <w:r>
               <w:rPr>
                 <w:rFonts w:ascii="Times New Roman" w:hAnsi="Times New Roman"/>
-                <w:color w:val="222222"/>
+                <w:color w:val="auto"/>
                 <w:sz w:val="26"/>
                 <w:szCs w:val="26"/>
               </w:rPr>
@@ -5545,6 +5782,7 @@
               <w:spacing w:before="20" w:after="20"/>
               <w:jc w:val="center"/>
               <w:rPr>
+                <w:color w:val="auto"/>
                 <w:sz w:val="26"/>
                 <w:szCs w:val="26"/>
               </w:rPr>
@@ -5552,7 +5790,7 @@
             <w:r>
               <w:rPr>
                 <w:rFonts w:ascii="Times New Roman" w:hAnsi="Times New Roman"/>
-                <w:color w:val="222222"/>
+                <w:color w:val="auto"/>
                 <w:sz w:val="26"/>
                 <w:szCs w:val="26"/>
               </w:rPr>
@@ -5582,6 +5820,7 @@
               <w:spacing w:before="20" w:after="20"/>
               <w:jc w:val="center"/>
               <w:rPr>
+                <w:color w:val="auto"/>
                 <w:sz w:val="26"/>
                 <w:szCs w:val="26"/>
               </w:rPr>
@@ -5589,7 +5828,7 @@
             <w:r>
               <w:rPr>
                 <w:rFonts w:ascii="Times New Roman" w:hAnsi="Times New Roman"/>
-                <w:color w:val="222222"/>
+                <w:color w:val="auto"/>
                 <w:sz w:val="26"/>
                 <w:szCs w:val="26"/>
               </w:rPr>
@@ -5619,6 +5858,7 @@
               <w:spacing w:before="20" w:after="20"/>
               <w:jc w:val="center"/>
               <w:rPr>
+                <w:color w:val="auto"/>
                 <w:sz w:val="26"/>
                 <w:szCs w:val="26"/>
               </w:rPr>
@@ -5626,7 +5866,7 @@
             <w:r>
               <w:rPr>
                 <w:rFonts w:ascii="Times New Roman" w:hAnsi="Times New Roman"/>
-                <w:color w:val="222222"/>
+                <w:color w:val="auto"/>
                 <w:sz w:val="26"/>
                 <w:szCs w:val="26"/>
               </w:rPr>
@@ -5669,6 +5909,7 @@
               <w:spacing w:before="20" w:after="20"/>
               <w:jc w:val="center"/>
               <w:rPr>
+                <w:color w:val="auto"/>
                 <w:sz w:val="26"/>
                 <w:szCs w:val="26"/>
               </w:rPr>
@@ -5677,7 +5918,7 @@
               <w:rPr>
                 <w:rFonts w:ascii="Times New Roman" w:hAnsi="Times New Roman"/>
                 <w:b/>
-                <w:color w:val="0F386E"/>
+                <w:color w:val="auto"/>
                 <w:sz w:val="26"/>
                 <w:szCs w:val="26"/>
               </w:rPr>
@@ -5707,6 +5948,7 @@
               <w:spacing w:before="20" w:after="20"/>
               <w:jc w:val="center"/>
               <w:rPr>
+                <w:color w:val="auto"/>
                 <w:sz w:val="26"/>
                 <w:szCs w:val="26"/>
               </w:rPr>
@@ -5714,7 +5956,7 @@
             <w:r>
               <w:rPr>
                 <w:rFonts w:ascii="Times New Roman" w:hAnsi="Times New Roman"/>
-                <w:color w:val="222222"/>
+                <w:color w:val="auto"/>
                 <w:sz w:val="26"/>
                 <w:szCs w:val="26"/>
               </w:rPr>
@@ -5744,6 +5986,7 @@
               <w:spacing w:before="20" w:after="20"/>
               <w:jc w:val="center"/>
               <w:rPr>
+                <w:color w:val="auto"/>
                 <w:sz w:val="26"/>
                 <w:szCs w:val="26"/>
               </w:rPr>
@@ -5751,7 +5994,7 @@
             <w:r>
               <w:rPr>
                 <w:rFonts w:ascii="Times New Roman" w:hAnsi="Times New Roman"/>
-                <w:color w:val="222222"/>
+                <w:color w:val="auto"/>
                 <w:sz w:val="26"/>
                 <w:szCs w:val="26"/>
               </w:rPr>
@@ -5781,6 +6024,7 @@
               <w:spacing w:before="20" w:after="20"/>
               <w:jc w:val="center"/>
               <w:rPr>
+                <w:color w:val="auto"/>
                 <w:sz w:val="26"/>
                 <w:szCs w:val="26"/>
               </w:rPr>
@@ -5788,7 +6032,7 @@
             <w:r>
               <w:rPr>
                 <w:rFonts w:ascii="Times New Roman" w:hAnsi="Times New Roman"/>
-                <w:color w:val="222222"/>
+                <w:color w:val="auto"/>
                 <w:sz w:val="26"/>
                 <w:szCs w:val="26"/>
               </w:rPr>
@@ -5818,6 +6062,7 @@
               <w:spacing w:before="20" w:after="20"/>
               <w:jc w:val="center"/>
               <w:rPr>
+                <w:color w:val="auto"/>
                 <w:sz w:val="26"/>
                 <w:szCs w:val="26"/>
               </w:rPr>
@@ -5825,7 +6070,7 @@
             <w:r>
               <w:rPr>
                 <w:rFonts w:ascii="Times New Roman" w:hAnsi="Times New Roman"/>
-                <w:color w:val="222222"/>
+                <w:color w:val="auto"/>
                 <w:sz w:val="26"/>
                 <w:szCs w:val="26"/>
               </w:rPr>
@@ -5855,6 +6100,7 @@
               <w:spacing w:before="20" w:after="20"/>
               <w:jc w:val="center"/>
               <w:rPr>
+                <w:color w:val="auto"/>
                 <w:sz w:val="26"/>
                 <w:szCs w:val="26"/>
               </w:rPr>
@@ -5862,7 +6108,7 @@
             <w:r>
               <w:rPr>
                 <w:rFonts w:ascii="Times New Roman" w:hAnsi="Times New Roman"/>
-                <w:color w:val="222222"/>
+                <w:color w:val="auto"/>
                 <w:sz w:val="26"/>
                 <w:szCs w:val="26"/>
               </w:rPr>
@@ -5905,6 +6151,7 @@
               <w:spacing w:before="20" w:after="20"/>
               <w:jc w:val="center"/>
               <w:rPr>
+                <w:color w:val="auto"/>
                 <w:sz w:val="26"/>
                 <w:szCs w:val="26"/>
               </w:rPr>
@@ -5913,7 +6160,7 @@
               <w:rPr>
                 <w:rFonts w:ascii="Times New Roman" w:hAnsi="Times New Roman"/>
                 <w:b/>
-                <w:color w:val="0F386E"/>
+                <w:color w:val="auto"/>
                 <w:sz w:val="26"/>
                 <w:szCs w:val="26"/>
               </w:rPr>
@@ -5943,6 +6190,7 @@
               <w:spacing w:before="20" w:after="20"/>
               <w:jc w:val="center"/>
               <w:rPr>
+                <w:color w:val="auto"/>
                 <w:sz w:val="26"/>
                 <w:szCs w:val="26"/>
               </w:rPr>
@@ -5950,7 +6198,7 @@
             <w:r>
               <w:rPr>
                 <w:rFonts w:ascii="Times New Roman" w:hAnsi="Times New Roman"/>
-                <w:color w:val="222222"/>
+                <w:color w:val="auto"/>
                 <w:sz w:val="26"/>
                 <w:szCs w:val="26"/>
               </w:rPr>
@@ -5980,6 +6228,7 @@
               <w:spacing w:before="20" w:after="20"/>
               <w:jc w:val="center"/>
               <w:rPr>
+                <w:color w:val="auto"/>
                 <w:sz w:val="26"/>
                 <w:szCs w:val="26"/>
               </w:rPr>
@@ -5987,7 +6236,7 @@
             <w:r>
               <w:rPr>
                 <w:rFonts w:ascii="Times New Roman" w:hAnsi="Times New Roman"/>
-                <w:color w:val="222222"/>
+                <w:color w:val="auto"/>
                 <w:sz w:val="26"/>
                 <w:szCs w:val="26"/>
               </w:rPr>
@@ -6017,6 +6266,7 @@
               <w:spacing w:before="20" w:after="20"/>
               <w:jc w:val="center"/>
               <w:rPr>
+                <w:color w:val="auto"/>
                 <w:sz w:val="26"/>
                 <w:szCs w:val="26"/>
               </w:rPr>
@@ -6024,7 +6274,7 @@
             <w:r>
               <w:rPr>
                 <w:rFonts w:ascii="Times New Roman" w:hAnsi="Times New Roman"/>
-                <w:color w:val="222222"/>
+                <w:color w:val="auto"/>
                 <w:sz w:val="26"/>
                 <w:szCs w:val="26"/>
               </w:rPr>
@@ -6054,6 +6304,7 @@
               <w:spacing w:before="20" w:after="20"/>
               <w:jc w:val="center"/>
               <w:rPr>
+                <w:color w:val="auto"/>
                 <w:sz w:val="26"/>
                 <w:szCs w:val="26"/>
               </w:rPr>
@@ -6061,7 +6312,7 @@
             <w:r>
               <w:rPr>
                 <w:rFonts w:ascii="Times New Roman" w:hAnsi="Times New Roman"/>
-                <w:color w:val="222222"/>
+                <w:color w:val="auto"/>
                 <w:sz w:val="26"/>
                 <w:szCs w:val="26"/>
               </w:rPr>
@@ -6091,6 +6342,7 @@
               <w:spacing w:before="20" w:after="20"/>
               <w:jc w:val="center"/>
               <w:rPr>
+                <w:color w:val="auto"/>
                 <w:sz w:val="26"/>
                 <w:szCs w:val="26"/>
               </w:rPr>
@@ -6099,7 +6351,7 @@
               <w:rPr>
                 <w:rFonts w:ascii="Times New Roman" w:hAnsi="Times New Roman"/>
                 <w:b/>
-                <w:color w:val="0F386E"/>
+                <w:color w:val="auto"/>
                 <w:sz w:val="26"/>
                 <w:szCs w:val="26"/>
               </w:rPr>
@@ -6113,6 +6365,7 @@
       <w:pPr>
         <w:spacing w:before="80" w:after="120"/>
         <w:rPr>
+          <w:color w:val="auto"/>
           <w:sz w:val="26"/>
           <w:szCs w:val="26"/>
         </w:rPr>
@@ -6123,6 +6376,7 @@
         <w:spacing w:before="0" w:after="120" w:line="276" w:lineRule="auto"/>
         <w:jc w:val="left"/>
         <w:rPr>
+          <w:color w:val="auto"/>
           <w:sz w:val="26"/>
           <w:szCs w:val="26"/>
         </w:rPr>
@@ -6131,7 +6385,7 @@
         <w:rPr>
           <w:rFonts w:ascii="Times New Roman" w:hAnsi="Times New Roman"/>
           <w:i/>
-          <w:color w:val="000000"/>
+          <w:color w:val="auto"/>
           <w:sz w:val="26"/>
           <w:szCs w:val="26"/>
         </w:rPr>
@@ -6143,6 +6397,7 @@
         <w:keepNext/>
         <w:spacing w:before="180" w:after="80"/>
         <w:rPr>
+          <w:color w:val="auto"/>
           <w:sz w:val="26"/>
           <w:szCs w:val="26"/>
         </w:rPr>
@@ -6151,7 +6406,7 @@
         <w:rPr>
           <w:rFonts w:ascii="Times New Roman" w:hAnsi="Times New Roman"/>
           <w:b/>
-          <w:color w:val="2E5B88"/>
+          <w:color w:val="auto"/>
           <w:sz w:val="26"/>
           <w:szCs w:val="26"/>
         </w:rPr>
@@ -6163,6 +6418,7 @@
         <w:spacing w:before="0" w:after="80" w:line="276" w:lineRule="auto"/>
         <w:jc w:val="left"/>
         <w:rPr>
+          <w:color w:val="auto"/>
           <w:sz w:val="26"/>
           <w:szCs w:val="26"/>
         </w:rPr>
@@ -6171,7 +6427,7 @@
         <w:rPr>
           <w:rFonts w:ascii="Times New Roman" w:hAnsi="Times New Roman"/>
           <w:i w:val="0"/>
-          <w:color w:val="000000"/>
+          <w:color w:val="auto"/>
           <w:sz w:val="26"/>
           <w:szCs w:val="26"/>
         </w:rPr>
@@ -6183,6 +6439,7 @@
         <w:spacing w:before="0" w:after="80" w:line="276" w:lineRule="auto"/>
         <w:jc w:val="left"/>
         <w:rPr>
+          <w:color w:val="auto"/>
           <w:sz w:val="26"/>
           <w:szCs w:val="26"/>
         </w:rPr>
@@ -6191,7 +6448,7 @@
         <w:rPr>
           <w:rFonts w:ascii="Times New Roman" w:hAnsi="Times New Roman"/>
           <w:b/>
-          <w:color w:val="000000"/>
+          <w:color w:val="auto"/>
           <w:sz w:val="26"/>
           <w:szCs w:val="26"/>
         </w:rPr>
@@ -6201,7 +6458,7 @@
         <w:rPr>
           <w:rFonts w:ascii="Times New Roman" w:hAnsi="Times New Roman"/>
           <w:i w:val="0"/>
-          <w:color w:val="000000"/>
+          <w:color w:val="auto"/>
           <w:sz w:val="26"/>
           <w:szCs w:val="26"/>
         </w:rPr>
@@ -6213,6 +6470,7 @@
         <w:spacing w:before="0" w:after="80" w:line="276" w:lineRule="auto"/>
         <w:jc w:val="left"/>
         <w:rPr>
+          <w:color w:val="auto"/>
           <w:sz w:val="26"/>
           <w:szCs w:val="26"/>
         </w:rPr>
@@ -6221,7 +6479,7 @@
         <w:rPr>
           <w:rFonts w:ascii="Times New Roman" w:hAnsi="Times New Roman"/>
           <w:b/>
-          <w:color w:val="000000"/>
+          <w:color w:val="auto"/>
           <w:sz w:val="26"/>
           <w:szCs w:val="26"/>
         </w:rPr>
@@ -6231,7 +6489,7 @@
         <w:rPr>
           <w:rFonts w:ascii="Times New Roman" w:hAnsi="Times New Roman"/>
           <w:i w:val="0"/>
-          <w:color w:val="000000"/>
+          <w:color w:val="auto"/>
           <w:sz w:val="26"/>
           <w:szCs w:val="26"/>
         </w:rPr>
@@ -6243,17 +6501,28 @@
         <w:keepNext/>
         <w:spacing w:before="240" w:after="120"/>
         <w:rPr>
-          <w:sz w:val="26"/>
-          <w:szCs w:val="26"/>
+          <w:color w:val="4F81BD" w:themeColor="accent1"/>
+          <w:sz w:val="30"/>
+          <w:szCs w:val="30"/>
+          <w14:textFill>
+            <w14:solidFill>
+              <w14:schemeClr w14:val="accent1"/>
+            </w14:solidFill>
+          </w14:textFill>
         </w:rPr>
       </w:pPr>
       <w:r>
         <w:rPr>
           <w:rFonts w:ascii="Times New Roman" w:hAnsi="Times New Roman"/>
           <w:b/>
-          <w:color w:val="1B365D"/>
-          <w:sz w:val="26"/>
-          <w:szCs w:val="26"/>
+          <w:color w:val="4F81BD" w:themeColor="accent1"/>
+          <w:sz w:val="30"/>
+          <w:szCs w:val="30"/>
+          <w14:textFill>
+            <w14:solidFill>
+              <w14:schemeClr w14:val="accent1"/>
+            </w14:solidFill>
+          </w14:textFill>
         </w:rPr>
         <w:t>2. Nội dung thực hiện trong tuần (Từ 12/10/2026 đến 23/10/2026)</w:t>
       </w:r>
@@ -6263,6 +6532,7 @@
         <w:spacing w:before="0" w:after="80" w:line="276" w:lineRule="auto"/>
         <w:jc w:val="left"/>
         <w:rPr>
+          <w:color w:val="auto"/>
           <w:sz w:val="26"/>
           <w:szCs w:val="26"/>
         </w:rPr>
@@ -6271,7 +6541,7 @@
         <w:rPr>
           <w:rFonts w:ascii="Times New Roman" w:hAnsi="Times New Roman"/>
           <w:i w:val="0"/>
-          <w:color w:val="000000"/>
+          <w:color w:val="auto"/>
           <w:sz w:val="26"/>
           <w:szCs w:val="26"/>
         </w:rPr>
@@ -6283,6 +6553,7 @@
         <w:keepNext/>
         <w:spacing w:before="180" w:after="80"/>
         <w:rPr>
+          <w:color w:val="auto"/>
           <w:sz w:val="26"/>
           <w:szCs w:val="26"/>
         </w:rPr>
@@ -6291,7 +6562,7 @@
         <w:rPr>
           <w:rFonts w:ascii="Times New Roman" w:hAnsi="Times New Roman"/>
           <w:b/>
-          <w:color w:val="2E5B88"/>
+          <w:color w:val="auto"/>
           <w:sz w:val="26"/>
           <w:szCs w:val="26"/>
         </w:rPr>
@@ -6303,6 +6574,7 @@
         <w:spacing w:before="0" w:after="80" w:line="276" w:lineRule="auto"/>
         <w:jc w:val="left"/>
         <w:rPr>
+          <w:color w:val="auto"/>
           <w:sz w:val="26"/>
           <w:szCs w:val="26"/>
         </w:rPr>
@@ -6311,7 +6583,7 @@
         <w:rPr>
           <w:rFonts w:ascii="Times New Roman" w:hAnsi="Times New Roman"/>
           <w:b/>
-          <w:color w:val="000000"/>
+          <w:color w:val="auto"/>
           <w:sz w:val="26"/>
           <w:szCs w:val="26"/>
         </w:rPr>
@@ -6321,7 +6593,7 @@
         <w:rPr>
           <w:rFonts w:ascii="Times New Roman" w:hAnsi="Times New Roman"/>
           <w:i w:val="0"/>
-          <w:color w:val="000000"/>
+          <w:color w:val="auto"/>
           <w:sz w:val="26"/>
           <w:szCs w:val="26"/>
         </w:rPr>
@@ -6333,6 +6605,7 @@
         <w:spacing w:before="0" w:after="80" w:line="276" w:lineRule="auto"/>
         <w:jc w:val="left"/>
         <w:rPr>
+          <w:color w:val="auto"/>
           <w:sz w:val="26"/>
           <w:szCs w:val="26"/>
         </w:rPr>
@@ -6341,7 +6614,7 @@
         <w:rPr>
           <w:rFonts w:ascii="Times New Roman" w:hAnsi="Times New Roman"/>
           <w:b/>
-          <w:color w:val="000000"/>
+          <w:color w:val="auto"/>
           <w:sz w:val="26"/>
           <w:szCs w:val="26"/>
         </w:rPr>
@@ -6351,7 +6624,7 @@
         <w:rPr>
           <w:rFonts w:ascii="Times New Roman" w:hAnsi="Times New Roman"/>
           <w:i w:val="0"/>
-          <w:color w:val="000000"/>
+          <w:color w:val="auto"/>
           <w:sz w:val="26"/>
           <w:szCs w:val="26"/>
         </w:rPr>
@@ -6363,6 +6636,7 @@
         <w:spacing w:before="0" w:after="80" w:line="276" w:lineRule="auto"/>
         <w:jc w:val="left"/>
         <w:rPr>
+          <w:color w:val="auto"/>
           <w:sz w:val="26"/>
           <w:szCs w:val="26"/>
         </w:rPr>
@@ -6371,7 +6645,7 @@
         <w:rPr>
           <w:rFonts w:ascii="Times New Roman" w:hAnsi="Times New Roman"/>
           <w:b/>
-          <w:color w:val="000000"/>
+          <w:color w:val="auto"/>
           <w:sz w:val="26"/>
           <w:szCs w:val="26"/>
         </w:rPr>
@@ -6381,7 +6655,7 @@
         <w:rPr>
           <w:rFonts w:ascii="Times New Roman" w:hAnsi="Times New Roman"/>
           <w:i w:val="0"/>
-          <w:color w:val="000000"/>
+          <w:color w:val="auto"/>
           <w:sz w:val="26"/>
           <w:szCs w:val="26"/>
         </w:rPr>
@@ -6393,6 +6667,7 @@
         <w:keepNext/>
         <w:spacing w:before="180" w:after="80"/>
         <w:rPr>
+          <w:color w:val="auto"/>
           <w:sz w:val="26"/>
           <w:szCs w:val="26"/>
         </w:rPr>
@@ -6401,7 +6676,7 @@
         <w:rPr>
           <w:rFonts w:ascii="Times New Roman" w:hAnsi="Times New Roman"/>
           <w:b/>
-          <w:color w:val="2E5B88"/>
+          <w:color w:val="auto"/>
           <w:sz w:val="26"/>
           <w:szCs w:val="26"/>
         </w:rPr>
@@ -6413,6 +6688,7 @@
         <w:spacing w:before="0" w:after="80" w:line="276" w:lineRule="auto"/>
         <w:jc w:val="left"/>
         <w:rPr>
+          <w:color w:val="auto"/>
           <w:sz w:val="26"/>
           <w:szCs w:val="26"/>
         </w:rPr>
@@ -6421,7 +6697,7 @@
         <w:rPr>
           <w:rFonts w:ascii="Times New Roman" w:hAnsi="Times New Roman"/>
           <w:i w:val="0"/>
-          <w:color w:val="000000"/>
+          <w:color w:val="auto"/>
           <w:sz w:val="26"/>
           <w:szCs w:val="26"/>
         </w:rPr>
@@ -6433,6 +6709,7 @@
         <w:spacing w:before="0" w:after="80" w:line="276" w:lineRule="auto"/>
         <w:jc w:val="left"/>
         <w:rPr>
+          <w:color w:val="auto"/>
           <w:sz w:val="26"/>
           <w:szCs w:val="26"/>
         </w:rPr>
@@ -6441,7 +6718,7 @@
         <w:rPr>
           <w:rFonts w:ascii="Times New Roman" w:hAnsi="Times New Roman"/>
           <w:b/>
-          <w:color w:val="000000"/>
+          <w:color w:val="auto"/>
           <w:sz w:val="26"/>
           <w:szCs w:val="26"/>
         </w:rPr>
@@ -6451,7 +6728,7 @@
         <w:rPr>
           <w:rFonts w:ascii="Times New Roman" w:hAnsi="Times New Roman"/>
           <w:i w:val="0"/>
-          <w:color w:val="000000"/>
+          <w:color w:val="auto"/>
           <w:sz w:val="26"/>
           <w:szCs w:val="26"/>
         </w:rPr>
@@ -6463,6 +6740,7 @@
         <w:spacing w:before="0" w:after="80" w:line="276" w:lineRule="auto"/>
         <w:jc w:val="left"/>
         <w:rPr>
+          <w:color w:val="auto"/>
           <w:sz w:val="26"/>
           <w:szCs w:val="26"/>
         </w:rPr>
@@ -6471,7 +6749,7 @@
         <w:rPr>
           <w:rFonts w:ascii="Times New Roman" w:hAnsi="Times New Roman"/>
           <w:b/>
-          <w:color w:val="000000"/>
+          <w:color w:val="auto"/>
           <w:sz w:val="26"/>
           <w:szCs w:val="26"/>
         </w:rPr>
@@ -6481,7 +6759,7 @@
         <w:rPr>
           <w:rFonts w:ascii="Times New Roman" w:hAnsi="Times New Roman"/>
           <w:i w:val="0"/>
-          <w:color w:val="000000"/>
+          <w:color w:val="auto"/>
           <w:sz w:val="26"/>
           <w:szCs w:val="26"/>
         </w:rPr>
@@ -6493,6 +6771,7 @@
         <w:spacing w:before="0" w:after="80" w:line="276" w:lineRule="auto"/>
         <w:jc w:val="left"/>
         <w:rPr>
+          <w:color w:val="auto"/>
           <w:sz w:val="26"/>
           <w:szCs w:val="26"/>
         </w:rPr>
@@ -6501,7 +6780,7 @@
         <w:rPr>
           <w:rFonts w:ascii="Times New Roman" w:hAnsi="Times New Roman"/>
           <w:b/>
-          <w:color w:val="000000"/>
+          <w:color w:val="auto"/>
           <w:sz w:val="26"/>
           <w:szCs w:val="26"/>
         </w:rPr>
@@ -6511,7 +6790,7 @@
         <w:rPr>
           <w:rFonts w:ascii="Times New Roman" w:hAnsi="Times New Roman"/>
           <w:i w:val="0"/>
-          <w:color w:val="000000"/>
+          <w:color w:val="auto"/>
           <w:sz w:val="26"/>
           <w:szCs w:val="26"/>
         </w:rPr>
@@ -6523,6 +6802,7 @@
         <w:spacing w:before="0" w:after="80" w:line="276" w:lineRule="auto"/>
         <w:jc w:val="left"/>
         <w:rPr>
+          <w:color w:val="auto"/>
           <w:sz w:val="26"/>
           <w:szCs w:val="26"/>
         </w:rPr>
@@ -6531,7 +6811,7 @@
         <w:rPr>
           <w:rFonts w:ascii="Times New Roman" w:hAnsi="Times New Roman"/>
           <w:b/>
-          <w:color w:val="000000"/>
+          <w:color w:val="auto"/>
           <w:sz w:val="26"/>
           <w:szCs w:val="26"/>
         </w:rPr>
@@ -6541,7 +6821,7 @@
         <w:rPr>
           <w:rFonts w:ascii="Times New Roman" w:hAnsi="Times New Roman"/>
           <w:i w:val="0"/>
-          <w:color w:val="000000"/>
+          <w:color w:val="auto"/>
           <w:sz w:val="26"/>
           <w:szCs w:val="26"/>
         </w:rPr>
@@ -6553,6 +6833,7 @@
         <w:spacing w:before="0" w:after="80" w:line="276" w:lineRule="auto"/>
         <w:jc w:val="left"/>
         <w:rPr>
+          <w:color w:val="auto"/>
           <w:sz w:val="26"/>
           <w:szCs w:val="26"/>
         </w:rPr>
@@ -6561,7 +6842,7 @@
         <w:rPr>
           <w:rFonts w:ascii="Times New Roman" w:hAnsi="Times New Roman"/>
           <w:b/>
-          <w:color w:val="000000"/>
+          <w:color w:val="auto"/>
           <w:sz w:val="26"/>
           <w:szCs w:val="26"/>
         </w:rPr>
@@ -6571,7 +6852,7 @@
         <w:rPr>
           <w:rFonts w:ascii="Times New Roman" w:hAnsi="Times New Roman"/>
           <w:i w:val="0"/>
-          <w:color w:val="000000"/>
+          <w:color w:val="auto"/>
           <w:sz w:val="26"/>
           <w:szCs w:val="26"/>
         </w:rPr>
@@ -6583,6 +6864,7 @@
         <w:keepNext/>
         <w:spacing w:before="180" w:after="80"/>
         <w:rPr>
+          <w:color w:val="auto"/>
           <w:sz w:val="26"/>
           <w:szCs w:val="26"/>
         </w:rPr>
@@ -6591,7 +6873,7 @@
         <w:rPr>
           <w:rFonts w:ascii="Times New Roman" w:hAnsi="Times New Roman"/>
           <w:b/>
-          <w:color w:val="2E5B88"/>
+          <w:color w:val="auto"/>
           <w:sz w:val="26"/>
           <w:szCs w:val="26"/>
         </w:rPr>
@@ -6603,6 +6885,7 @@
         <w:spacing w:before="0" w:after="80" w:line="276" w:lineRule="auto"/>
         <w:jc w:val="left"/>
         <w:rPr>
+          <w:color w:val="auto"/>
           <w:sz w:val="26"/>
           <w:szCs w:val="26"/>
         </w:rPr>
@@ -6611,7 +6894,7 @@
         <w:rPr>
           <w:rFonts w:ascii="Times New Roman" w:hAnsi="Times New Roman"/>
           <w:i w:val="0"/>
-          <w:color w:val="000000"/>
+          <w:color w:val="auto"/>
           <w:sz w:val="26"/>
           <w:szCs w:val="26"/>
         </w:rPr>
@@ -6623,6 +6906,7 @@
         <w:spacing w:before="0" w:after="80" w:line="276" w:lineRule="auto"/>
         <w:jc w:val="left"/>
         <w:rPr>
+          <w:color w:val="auto"/>
           <w:sz w:val="26"/>
           <w:szCs w:val="26"/>
         </w:rPr>
@@ -6631,7 +6915,7 @@
         <w:rPr>
           <w:rFonts w:ascii="Times New Roman" w:hAnsi="Times New Roman"/>
           <w:b/>
-          <w:color w:val="000000"/>
+          <w:color w:val="auto"/>
           <w:sz w:val="26"/>
           <w:szCs w:val="26"/>
         </w:rPr>
@@ -6641,7 +6925,7 @@
         <w:rPr>
           <w:rFonts w:ascii="Times New Roman" w:hAnsi="Times New Roman"/>
           <w:i w:val="0"/>
-          <w:color w:val="000000"/>
+          <w:color w:val="auto"/>
           <w:sz w:val="26"/>
           <w:szCs w:val="26"/>
         </w:rPr>
@@ -6653,6 +6937,7 @@
         <w:spacing w:before="0" w:after="80" w:line="276" w:lineRule="auto"/>
         <w:jc w:val="left"/>
         <w:rPr>
+          <w:color w:val="auto"/>
           <w:sz w:val="26"/>
           <w:szCs w:val="26"/>
         </w:rPr>
@@ -6661,7 +6946,7 @@
         <w:rPr>
           <w:rFonts w:ascii="Times New Roman" w:hAnsi="Times New Roman"/>
           <w:b/>
-          <w:color w:val="000000"/>
+          <w:color w:val="auto"/>
           <w:sz w:val="26"/>
           <w:szCs w:val="26"/>
         </w:rPr>
@@ -6671,7 +6956,7 @@
         <w:rPr>
           <w:rFonts w:ascii="Times New Roman" w:hAnsi="Times New Roman"/>
           <w:i w:val="0"/>
-          <w:color w:val="000000"/>
+          <w:color w:val="auto"/>
           <w:sz w:val="26"/>
           <w:szCs w:val="26"/>
         </w:rPr>
@@ -6683,6 +6968,7 @@
         <w:spacing w:before="0" w:after="80" w:line="276" w:lineRule="auto"/>
         <w:jc w:val="left"/>
         <w:rPr>
+          <w:color w:val="auto"/>
           <w:sz w:val="26"/>
           <w:szCs w:val="26"/>
         </w:rPr>
@@ -6691,7 +6977,7 @@
         <w:rPr>
           <w:rFonts w:ascii="Times New Roman" w:hAnsi="Times New Roman"/>
           <w:b/>
-          <w:color w:val="000000"/>
+          <w:color w:val="auto"/>
           <w:sz w:val="26"/>
           <w:szCs w:val="26"/>
         </w:rPr>
@@ -6701,7 +6987,7 @@
         <w:rPr>
           <w:rFonts w:ascii="Times New Roman" w:hAnsi="Times New Roman"/>
           <w:i w:val="0"/>
-          <w:color w:val="000000"/>
+          <w:color w:val="auto"/>
           <w:sz w:val="26"/>
           <w:szCs w:val="26"/>
         </w:rPr>
@@ -6713,6 +6999,7 @@
         <w:keepNext/>
         <w:spacing w:before="180" w:after="80"/>
         <w:rPr>
+          <w:color w:val="auto"/>
           <w:sz w:val="26"/>
           <w:szCs w:val="26"/>
         </w:rPr>
@@ -6721,7 +7008,7 @@
         <w:rPr>
           <w:rFonts w:ascii="Times New Roman" w:hAnsi="Times New Roman"/>
           <w:b/>
-          <w:color w:val="2E5B88"/>
+          <w:color w:val="auto"/>
           <w:sz w:val="26"/>
           <w:szCs w:val="26"/>
         </w:rPr>
@@ -6733,6 +7020,7 @@
         <w:spacing w:before="0" w:after="80" w:line="276" w:lineRule="auto"/>
         <w:jc w:val="left"/>
         <w:rPr>
+          <w:color w:val="auto"/>
           <w:sz w:val="26"/>
           <w:szCs w:val="26"/>
         </w:rPr>
@@ -6741,7 +7029,7 @@
         <w:rPr>
           <w:rFonts w:ascii="Times New Roman" w:hAnsi="Times New Roman"/>
           <w:i w:val="0"/>
-          <w:color w:val="000000"/>
+          <w:color w:val="auto"/>
           <w:sz w:val="26"/>
           <w:szCs w:val="26"/>
         </w:rPr>
@@ -6753,6 +7041,7 @@
         <w:spacing w:before="0" w:after="80" w:line="276" w:lineRule="auto"/>
         <w:jc w:val="left"/>
         <w:rPr>
+          <w:color w:val="auto"/>
           <w:sz w:val="26"/>
           <w:szCs w:val="26"/>
         </w:rPr>
@@ -6761,7 +7050,7 @@
         <w:rPr>
           <w:rFonts w:ascii="Times New Roman" w:hAnsi="Times New Roman"/>
           <w:b/>
-          <w:color w:val="000000"/>
+          <w:color w:val="auto"/>
           <w:sz w:val="26"/>
           <w:szCs w:val="26"/>
         </w:rPr>
@@ -6771,7 +7060,7 @@
         <w:rPr>
           <w:rFonts w:ascii="Times New Roman" w:hAnsi="Times New Roman"/>
           <w:i w:val="0"/>
-          <w:color w:val="000000"/>
+          <w:color w:val="auto"/>
           <w:sz w:val="26"/>
           <w:szCs w:val="26"/>
         </w:rPr>
@@ -6783,6 +7072,7 @@
         <w:spacing w:before="0" w:after="80" w:line="276" w:lineRule="auto"/>
         <w:jc w:val="left"/>
         <w:rPr>
+          <w:color w:val="auto"/>
           <w:sz w:val="26"/>
           <w:szCs w:val="26"/>
         </w:rPr>
@@ -6791,7 +7081,7 @@
         <w:rPr>
           <w:rFonts w:ascii="Times New Roman" w:hAnsi="Times New Roman"/>
           <w:b/>
-          <w:color w:val="000000"/>
+          <w:color w:val="auto"/>
           <w:sz w:val="26"/>
           <w:szCs w:val="26"/>
         </w:rPr>
@@ -6801,7 +7091,7 @@
         <w:rPr>
           <w:rFonts w:ascii="Times New Roman" w:hAnsi="Times New Roman"/>
           <w:i w:val="0"/>
-          <w:color w:val="000000"/>
+          <w:color w:val="auto"/>
           <w:sz w:val="26"/>
           <w:szCs w:val="26"/>
         </w:rPr>
@@ -6813,6 +7103,7 @@
         <w:spacing w:before="0" w:after="80" w:line="276" w:lineRule="auto"/>
         <w:jc w:val="left"/>
         <w:rPr>
+          <w:color w:val="auto"/>
           <w:sz w:val="26"/>
           <w:szCs w:val="26"/>
         </w:rPr>
@@ -6821,7 +7112,7 @@
         <w:rPr>
           <w:rFonts w:ascii="Times New Roman" w:hAnsi="Times New Roman"/>
           <w:b/>
-          <w:color w:val="000000"/>
+          <w:color w:val="auto"/>
           <w:sz w:val="26"/>
           <w:szCs w:val="26"/>
         </w:rPr>
@@ -6831,7 +7122,7 @@
         <w:rPr>
           <w:rFonts w:ascii="Times New Roman" w:hAnsi="Times New Roman"/>
           <w:i w:val="0"/>
-          <w:color w:val="000000"/>
+          <w:color w:val="auto"/>
           <w:sz w:val="26"/>
           <w:szCs w:val="26"/>
         </w:rPr>
@@ -6843,6 +7134,7 @@
         <w:keepNext/>
         <w:spacing w:before="240" w:after="120"/>
         <w:rPr>
+          <w:color w:val="auto"/>
           <w:sz w:val="26"/>
           <w:szCs w:val="26"/>
         </w:rPr>
@@ -6851,7 +7143,7 @@
         <w:rPr>
           <w:rFonts w:ascii="Times New Roman" w:hAnsi="Times New Roman"/>
           <w:b/>
-          <w:color w:val="1B365D"/>
+          <w:color w:val="auto"/>
           <w:sz w:val="26"/>
           <w:szCs w:val="26"/>
         </w:rPr>
@@ -6863,6 +7155,7 @@
         <w:spacing w:before="0" w:after="80" w:line="276" w:lineRule="auto"/>
         <w:jc w:val="left"/>
         <w:rPr>
+          <w:color w:val="auto"/>
           <w:sz w:val="26"/>
           <w:szCs w:val="26"/>
         </w:rPr>
@@ -6871,7 +7164,7 @@
         <w:rPr>
           <w:rFonts w:ascii="Times New Roman" w:hAnsi="Times New Roman"/>
           <w:i w:val="0"/>
-          <w:color w:val="000000"/>
+          <w:color w:val="auto"/>
           <w:sz w:val="26"/>
           <w:szCs w:val="26"/>
         </w:rPr>
@@ -6883,6 +7176,7 @@
         <w:spacing w:before="0" w:after="80" w:line="276" w:lineRule="auto"/>
         <w:jc w:val="left"/>
         <w:rPr>
+          <w:color w:val="auto"/>
           <w:sz w:val="26"/>
           <w:szCs w:val="26"/>
         </w:rPr>
@@ -6891,7 +7185,7 @@
         <w:rPr>
           <w:rFonts w:ascii="Times New Roman" w:hAnsi="Times New Roman"/>
           <w:b/>
-          <w:color w:val="000000"/>
+          <w:color w:val="auto"/>
           <w:sz w:val="26"/>
           <w:szCs w:val="26"/>
         </w:rPr>
@@ -6901,7 +7195,7 @@
         <w:rPr>
           <w:rFonts w:ascii="Times New Roman" w:hAnsi="Times New Roman"/>
           <w:i w:val="0"/>
-          <w:color w:val="000000"/>
+          <w:color w:val="auto"/>
           <w:sz w:val="26"/>
           <w:szCs w:val="26"/>
         </w:rPr>
@@ -6913,6 +7207,7 @@
         <w:spacing w:before="0" w:after="80" w:line="276" w:lineRule="auto"/>
         <w:jc w:val="left"/>
         <w:rPr>
+          <w:color w:val="auto"/>
           <w:sz w:val="26"/>
           <w:szCs w:val="26"/>
         </w:rPr>
@@ -6921,7 +7216,7 @@
         <w:rPr>
           <w:rFonts w:ascii="Times New Roman" w:hAnsi="Times New Roman"/>
           <w:b/>
-          <w:color w:val="000000"/>
+          <w:color w:val="auto"/>
           <w:sz w:val="26"/>
           <w:szCs w:val="26"/>
         </w:rPr>
@@ -6931,7 +7226,7 @@
         <w:rPr>
           <w:rFonts w:ascii="Times New Roman" w:hAnsi="Times New Roman"/>
           <w:i w:val="0"/>
-          <w:color w:val="000000"/>
+          <w:color w:val="auto"/>
           <w:sz w:val="26"/>
           <w:szCs w:val="26"/>
         </w:rPr>
@@ -6943,6 +7238,7 @@
         <w:spacing w:before="0" w:after="80" w:line="276" w:lineRule="auto"/>
         <w:jc w:val="left"/>
         <w:rPr>
+          <w:color w:val="auto"/>
           <w:sz w:val="26"/>
           <w:szCs w:val="26"/>
         </w:rPr>
@@ -6951,7 +7247,7 @@
         <w:rPr>
           <w:rFonts w:ascii="Times New Roman" w:hAnsi="Times New Roman"/>
           <w:b/>
-          <w:color w:val="000000"/>
+          <w:color w:val="auto"/>
           <w:sz w:val="26"/>
           <w:szCs w:val="26"/>
         </w:rPr>
@@ -6961,7 +7257,7 @@
         <w:rPr>
           <w:rFonts w:ascii="Times New Roman" w:hAnsi="Times New Roman"/>
           <w:i w:val="0"/>
-          <w:color w:val="000000"/>
+          <w:color w:val="auto"/>
           <w:sz w:val="26"/>
           <w:szCs w:val="26"/>
         </w:rPr>
@@ -6973,6 +7269,7 @@
         <w:spacing w:before="0" w:after="80" w:line="276" w:lineRule="auto"/>
         <w:jc w:val="left"/>
         <w:rPr>
+          <w:color w:val="auto"/>
           <w:sz w:val="26"/>
           <w:szCs w:val="26"/>
         </w:rPr>
@@ -6981,7 +7278,7 @@
         <w:rPr>
           <w:rFonts w:ascii="Times New Roman" w:hAnsi="Times New Roman"/>
           <w:b/>
-          <w:color w:val="000000"/>
+          <w:color w:val="auto"/>
           <w:sz w:val="26"/>
           <w:szCs w:val="26"/>
         </w:rPr>
@@ -6991,7 +7288,7 @@
         <w:rPr>
           <w:rFonts w:ascii="Times New Roman" w:hAnsi="Times New Roman"/>
           <w:i w:val="0"/>
-          <w:color w:val="000000"/>
+          <w:color w:val="auto"/>
           <w:sz w:val="26"/>
           <w:szCs w:val="26"/>
         </w:rPr>
@@ -7003,6 +7300,7 @@
         <w:keepNext/>
         <w:spacing w:before="240" w:after="120"/>
         <w:rPr>
+          <w:color w:val="auto"/>
           <w:sz w:val="26"/>
           <w:szCs w:val="26"/>
         </w:rPr>
@@ -7011,7 +7309,7 @@
         <w:rPr>
           <w:rFonts w:ascii="Times New Roman" w:hAnsi="Times New Roman"/>
           <w:b/>
-          <w:color w:val="1B365D"/>
+          <w:color w:val="auto"/>
           <w:sz w:val="26"/>
           <w:szCs w:val="26"/>
         </w:rPr>
@@ -7072,6 +7370,7 @@
               <w:spacing w:before="40" w:after="40"/>
               <w:jc w:val="center"/>
               <w:rPr>
+                <w:color w:val="auto"/>
                 <w:sz w:val="26"/>
                 <w:szCs w:val="26"/>
               </w:rPr>
@@ -7080,7 +7379,7 @@
               <w:rPr>
                 <w:rFonts w:ascii="Times New Roman" w:hAnsi="Times New Roman"/>
                 <w:b/>
-                <w:color w:val="1B365D"/>
+                <w:color w:val="auto"/>
                 <w:sz w:val="26"/>
                 <w:szCs w:val="26"/>
               </w:rPr>
@@ -7110,6 +7409,7 @@
               <w:spacing w:before="40" w:after="40"/>
               <w:jc w:val="center"/>
               <w:rPr>
+                <w:color w:val="auto"/>
                 <w:sz w:val="26"/>
                 <w:szCs w:val="26"/>
               </w:rPr>
@@ -7118,7 +7418,7 @@
               <w:rPr>
                 <w:rFonts w:ascii="Times New Roman" w:hAnsi="Times New Roman"/>
                 <w:b/>
-                <w:color w:val="1B365D"/>
+                <w:color w:val="auto"/>
                 <w:sz w:val="26"/>
                 <w:szCs w:val="26"/>
               </w:rPr>
@@ -7148,6 +7448,7 @@
               <w:spacing w:before="40" w:after="40"/>
               <w:jc w:val="center"/>
               <w:rPr>
+                <w:color w:val="auto"/>
                 <w:sz w:val="26"/>
                 <w:szCs w:val="26"/>
               </w:rPr>
@@ -7156,7 +7457,7 @@
               <w:rPr>
                 <w:rFonts w:ascii="Times New Roman" w:hAnsi="Times New Roman"/>
                 <w:b/>
-                <w:color w:val="1B365D"/>
+                <w:color w:val="auto"/>
                 <w:sz w:val="26"/>
                 <w:szCs w:val="26"/>
               </w:rPr>
@@ -7186,6 +7487,7 @@
               <w:spacing w:before="40" w:after="40"/>
               <w:jc w:val="center"/>
               <w:rPr>
+                <w:color w:val="auto"/>
                 <w:sz w:val="26"/>
                 <w:szCs w:val="26"/>
               </w:rPr>
@@ -7194,7 +7496,7 @@
               <w:rPr>
                 <w:rFonts w:ascii="Times New Roman" w:hAnsi="Times New Roman"/>
                 <w:b/>
-                <w:color w:val="1B365D"/>
+                <w:color w:val="auto"/>
                 <w:sz w:val="26"/>
                 <w:szCs w:val="26"/>
               </w:rPr>
@@ -7237,6 +7539,7 @@
               <w:spacing w:before="20" w:after="20"/>
               <w:jc w:val="center"/>
               <w:rPr>
+                <w:color w:val="auto"/>
                 <w:sz w:val="26"/>
                 <w:szCs w:val="26"/>
               </w:rPr>
@@ -7244,7 +7547,7 @@
             <w:r>
               <w:rPr>
                 <w:rFonts w:ascii="Times New Roman" w:hAnsi="Times New Roman"/>
-                <w:color w:val="222222"/>
+                <w:color w:val="auto"/>
                 <w:sz w:val="26"/>
                 <w:szCs w:val="26"/>
               </w:rPr>
@@ -7274,6 +7577,7 @@
               <w:spacing w:before="20" w:after="20"/>
               <w:jc w:val="center"/>
               <w:rPr>
+                <w:color w:val="auto"/>
                 <w:sz w:val="26"/>
                 <w:szCs w:val="26"/>
               </w:rPr>
@@ -7281,7 +7585,7 @@
             <w:r>
               <w:rPr>
                 <w:rFonts w:ascii="Times New Roman" w:hAnsi="Times New Roman"/>
-                <w:color w:val="222222"/>
+                <w:color w:val="auto"/>
                 <w:sz w:val="26"/>
                 <w:szCs w:val="26"/>
               </w:rPr>
@@ -7311,6 +7615,7 @@
               <w:spacing w:before="20" w:after="20"/>
               <w:jc w:val="center"/>
               <w:rPr>
+                <w:color w:val="auto"/>
                 <w:sz w:val="26"/>
                 <w:szCs w:val="26"/>
               </w:rPr>
@@ -7318,7 +7623,7 @@
             <w:r>
               <w:rPr>
                 <w:rFonts w:ascii="Times New Roman" w:hAnsi="Times New Roman"/>
-                <w:color w:val="222222"/>
+                <w:color w:val="auto"/>
                 <w:sz w:val="26"/>
                 <w:szCs w:val="26"/>
               </w:rPr>
@@ -7348,6 +7653,7 @@
               <w:spacing w:before="20" w:after="20"/>
               <w:jc w:val="center"/>
               <w:rPr>
+                <w:color w:val="auto"/>
                 <w:sz w:val="26"/>
                 <w:szCs w:val="26"/>
               </w:rPr>
@@ -7355,7 +7661,7 @@
             <w:r>
               <w:rPr>
                 <w:rFonts w:ascii="Times New Roman" w:hAnsi="Times New Roman"/>
-                <w:color w:val="222222"/>
+                <w:color w:val="auto"/>
                 <w:sz w:val="26"/>
                 <w:szCs w:val="26"/>
               </w:rPr>
@@ -7398,6 +7704,7 @@
               <w:spacing w:before="20" w:after="20"/>
               <w:jc w:val="center"/>
               <w:rPr>
+                <w:color w:val="auto"/>
                 <w:sz w:val="26"/>
                 <w:szCs w:val="26"/>
               </w:rPr>
@@ -7405,7 +7712,7 @@
             <w:r>
               <w:rPr>
                 <w:rFonts w:ascii="Times New Roman" w:hAnsi="Times New Roman"/>
-                <w:color w:val="222222"/>
+                <w:color w:val="auto"/>
                 <w:sz w:val="26"/>
                 <w:szCs w:val="26"/>
               </w:rPr>
@@ -7435,6 +7742,7 @@
               <w:spacing w:before="20" w:after="20"/>
               <w:jc w:val="center"/>
               <w:rPr>
+                <w:color w:val="auto"/>
                 <w:sz w:val="26"/>
                 <w:szCs w:val="26"/>
               </w:rPr>
@@ -7442,7 +7750,7 @@
             <w:r>
               <w:rPr>
                 <w:rFonts w:ascii="Times New Roman" w:hAnsi="Times New Roman"/>
-                <w:color w:val="222222"/>
+                <w:color w:val="auto"/>
                 <w:sz w:val="26"/>
                 <w:szCs w:val="26"/>
               </w:rPr>
@@ -7472,6 +7780,7 @@
               <w:spacing w:before="20" w:after="20"/>
               <w:jc w:val="center"/>
               <w:rPr>
+                <w:color w:val="auto"/>
                 <w:sz w:val="26"/>
                 <w:szCs w:val="26"/>
               </w:rPr>
@@ -7479,7 +7788,7 @@
             <w:r>
               <w:rPr>
                 <w:rFonts w:ascii="Times New Roman" w:hAnsi="Times New Roman"/>
-                <w:color w:val="222222"/>
+                <w:color w:val="auto"/>
                 <w:sz w:val="26"/>
                 <w:szCs w:val="26"/>
               </w:rPr>
@@ -7509,6 +7818,7 @@
               <w:spacing w:before="20" w:after="20"/>
               <w:jc w:val="center"/>
               <w:rPr>
+                <w:color w:val="auto"/>
                 <w:sz w:val="26"/>
                 <w:szCs w:val="26"/>
               </w:rPr>
@@ -7516,7 +7826,7 @@
             <w:r>
               <w:rPr>
                 <w:rFonts w:ascii="Times New Roman" w:hAnsi="Times New Roman"/>
-                <w:color w:val="222222"/>
+                <w:color w:val="auto"/>
                 <w:sz w:val="26"/>
                 <w:szCs w:val="26"/>
               </w:rPr>
@@ -7559,6 +7869,7 @@
               <w:spacing w:before="20" w:after="20"/>
               <w:jc w:val="center"/>
               <w:rPr>
+                <w:color w:val="auto"/>
                 <w:sz w:val="26"/>
                 <w:szCs w:val="26"/>
               </w:rPr>
@@ -7566,7 +7877,7 @@
             <w:r>
               <w:rPr>
                 <w:rFonts w:ascii="Times New Roman" w:hAnsi="Times New Roman"/>
-                <w:color w:val="222222"/>
+                <w:color w:val="auto"/>
                 <w:sz w:val="26"/>
                 <w:szCs w:val="26"/>
               </w:rPr>
@@ -7596,6 +7907,7 @@
               <w:spacing w:before="20" w:after="20"/>
               <w:jc w:val="center"/>
               <w:rPr>
+                <w:color w:val="auto"/>
                 <w:sz w:val="26"/>
                 <w:szCs w:val="26"/>
               </w:rPr>
@@ -7603,7 +7915,7 @@
             <w:r>
               <w:rPr>
                 <w:rFonts w:ascii="Times New Roman" w:hAnsi="Times New Roman"/>
-                <w:color w:val="222222"/>
+                <w:color w:val="auto"/>
                 <w:sz w:val="26"/>
                 <w:szCs w:val="26"/>
               </w:rPr>
@@ -7633,6 +7945,7 @@
               <w:spacing w:before="20" w:after="20"/>
               <w:jc w:val="center"/>
               <w:rPr>
+                <w:color w:val="auto"/>
                 <w:sz w:val="26"/>
                 <w:szCs w:val="26"/>
               </w:rPr>
@@ -7640,7 +7953,7 @@
             <w:r>
               <w:rPr>
                 <w:rFonts w:ascii="Times New Roman" w:hAnsi="Times New Roman"/>
-                <w:color w:val="222222"/>
+                <w:color w:val="auto"/>
                 <w:sz w:val="26"/>
                 <w:szCs w:val="26"/>
               </w:rPr>
@@ -7670,6 +7983,7 @@
               <w:spacing w:before="20" w:after="20"/>
               <w:jc w:val="center"/>
               <w:rPr>
+                <w:color w:val="auto"/>
                 <w:sz w:val="26"/>
                 <w:szCs w:val="26"/>
               </w:rPr>
@@ -7677,7 +7991,7 @@
             <w:r>
               <w:rPr>
                 <w:rFonts w:ascii="Times New Roman" w:hAnsi="Times New Roman"/>
-                <w:color w:val="222222"/>
+                <w:color w:val="auto"/>
                 <w:sz w:val="26"/>
                 <w:szCs w:val="26"/>
               </w:rPr>
@@ -7720,6 +8034,7 @@
               <w:spacing w:before="20" w:after="20"/>
               <w:jc w:val="center"/>
               <w:rPr>
+                <w:color w:val="auto"/>
                 <w:sz w:val="26"/>
                 <w:szCs w:val="26"/>
               </w:rPr>
@@ -7727,7 +8042,7 @@
             <w:r>
               <w:rPr>
                 <w:rFonts w:ascii="Times New Roman" w:hAnsi="Times New Roman"/>
-                <w:color w:val="222222"/>
+                <w:color w:val="auto"/>
                 <w:sz w:val="26"/>
                 <w:szCs w:val="26"/>
               </w:rPr>
@@ -7757,6 +8072,7 @@
               <w:spacing w:before="20" w:after="20"/>
               <w:jc w:val="center"/>
               <w:rPr>
+                <w:color w:val="auto"/>
                 <w:sz w:val="26"/>
                 <w:szCs w:val="26"/>
               </w:rPr>
@@ -7764,7 +8080,7 @@
             <w:r>
               <w:rPr>
                 <w:rFonts w:ascii="Times New Roman" w:hAnsi="Times New Roman"/>
-                <w:color w:val="222222"/>
+                <w:color w:val="auto"/>
                 <w:sz w:val="26"/>
                 <w:szCs w:val="26"/>
               </w:rPr>
@@ -7794,6 +8110,7 @@
               <w:spacing w:before="20" w:after="20"/>
               <w:jc w:val="center"/>
               <w:rPr>
+                <w:color w:val="auto"/>
                 <w:sz w:val="26"/>
                 <w:szCs w:val="26"/>
               </w:rPr>
@@ -7801,7 +8118,7 @@
             <w:r>
               <w:rPr>
                 <w:rFonts w:ascii="Times New Roman" w:hAnsi="Times New Roman"/>
-                <w:color w:val="222222"/>
+                <w:color w:val="auto"/>
                 <w:sz w:val="26"/>
                 <w:szCs w:val="26"/>
               </w:rPr>
@@ -7831,6 +8148,7 @@
               <w:spacing w:before="20" w:after="20"/>
               <w:jc w:val="center"/>
               <w:rPr>
+                <w:color w:val="auto"/>
                 <w:sz w:val="26"/>
                 <w:szCs w:val="26"/>
               </w:rPr>
@@ -7838,7 +8156,7 @@
             <w:r>
               <w:rPr>
                 <w:rFonts w:ascii="Times New Roman" w:hAnsi="Times New Roman"/>
-                <w:color w:val="222222"/>
+                <w:color w:val="auto"/>
                 <w:sz w:val="26"/>
                 <w:szCs w:val="26"/>
               </w:rPr>
@@ -7881,6 +8199,7 @@
               <w:spacing w:before="20" w:after="20"/>
               <w:jc w:val="center"/>
               <w:rPr>
+                <w:color w:val="auto"/>
                 <w:sz w:val="26"/>
                 <w:szCs w:val="26"/>
               </w:rPr>
@@ -7888,7 +8207,7 @@
             <w:r>
               <w:rPr>
                 <w:rFonts w:ascii="Times New Roman" w:hAnsi="Times New Roman"/>
-                <w:color w:val="222222"/>
+                <w:color w:val="auto"/>
                 <w:sz w:val="26"/>
                 <w:szCs w:val="26"/>
               </w:rPr>
@@ -7918,6 +8237,7 @@
               <w:spacing w:before="20" w:after="20"/>
               <w:jc w:val="center"/>
               <w:rPr>
+                <w:color w:val="auto"/>
                 <w:sz w:val="26"/>
                 <w:szCs w:val="26"/>
               </w:rPr>
@@ -7925,7 +8245,7 @@
             <w:r>
               <w:rPr>
                 <w:rFonts w:ascii="Times New Roman" w:hAnsi="Times New Roman"/>
-                <w:color w:val="222222"/>
+                <w:color w:val="auto"/>
                 <w:sz w:val="26"/>
                 <w:szCs w:val="26"/>
               </w:rPr>
@@ -7955,6 +8275,7 @@
               <w:spacing w:before="20" w:after="20"/>
               <w:jc w:val="center"/>
               <w:rPr>
+                <w:color w:val="auto"/>
                 <w:sz w:val="26"/>
                 <w:szCs w:val="26"/>
               </w:rPr>
@@ -7962,7 +8283,7 @@
             <w:r>
               <w:rPr>
                 <w:rFonts w:ascii="Times New Roman" w:hAnsi="Times New Roman"/>
-                <w:color w:val="222222"/>
+                <w:color w:val="auto"/>
                 <w:sz w:val="26"/>
                 <w:szCs w:val="26"/>
               </w:rPr>
@@ -7992,6 +8313,7 @@
               <w:spacing w:before="20" w:after="20"/>
               <w:jc w:val="center"/>
               <w:rPr>
+                <w:color w:val="auto"/>
                 <w:sz w:val="26"/>
                 <w:szCs w:val="26"/>
               </w:rPr>
@@ -7999,7 +8321,7 @@
             <w:r>
               <w:rPr>
                 <w:rFonts w:ascii="Times New Roman" w:hAnsi="Times New Roman"/>
-                <w:color w:val="222222"/>
+                <w:color w:val="auto"/>
                 <w:sz w:val="26"/>
                 <w:szCs w:val="26"/>
               </w:rPr>
@@ -8042,6 +8364,7 @@
               <w:spacing w:before="20" w:after="20"/>
               <w:jc w:val="center"/>
               <w:rPr>
+                <w:color w:val="auto"/>
                 <w:sz w:val="26"/>
                 <w:szCs w:val="26"/>
               </w:rPr>
@@ -8049,7 +8372,7 @@
             <w:r>
               <w:rPr>
                 <w:rFonts w:ascii="Times New Roman" w:hAnsi="Times New Roman"/>
-                <w:color w:val="222222"/>
+                <w:color w:val="auto"/>
                 <w:sz w:val="26"/>
                 <w:szCs w:val="26"/>
               </w:rPr>
@@ -8079,6 +8402,7 @@
               <w:spacing w:before="20" w:after="20"/>
               <w:jc w:val="center"/>
               <w:rPr>
+                <w:color w:val="auto"/>
                 <w:sz w:val="26"/>
                 <w:szCs w:val="26"/>
               </w:rPr>
@@ -8086,7 +8410,7 @@
             <w:r>
               <w:rPr>
                 <w:rFonts w:ascii="Times New Roman" w:hAnsi="Times New Roman"/>
-                <w:color w:val="222222"/>
+                <w:color w:val="auto"/>
                 <w:sz w:val="26"/>
                 <w:szCs w:val="26"/>
               </w:rPr>
@@ -8116,6 +8440,7 @@
               <w:spacing w:before="20" w:after="20"/>
               <w:jc w:val="center"/>
               <w:rPr>
+                <w:color w:val="auto"/>
                 <w:sz w:val="26"/>
                 <w:szCs w:val="26"/>
               </w:rPr>
@@ -8123,7 +8448,7 @@
             <w:r>
               <w:rPr>
                 <w:rFonts w:ascii="Times New Roman" w:hAnsi="Times New Roman"/>
-                <w:color w:val="222222"/>
+                <w:color w:val="auto"/>
                 <w:sz w:val="26"/>
                 <w:szCs w:val="26"/>
               </w:rPr>
@@ -8153,6 +8478,7 @@
               <w:spacing w:before="20" w:after="20"/>
               <w:jc w:val="center"/>
               <w:rPr>
+                <w:color w:val="auto"/>
                 <w:sz w:val="26"/>
                 <w:szCs w:val="26"/>
               </w:rPr>
@@ -8160,7 +8486,7 @@
             <w:r>
               <w:rPr>
                 <w:rFonts w:ascii="Times New Roman" w:hAnsi="Times New Roman"/>
-                <w:color w:val="222222"/>
+                <w:color w:val="auto"/>
                 <w:sz w:val="26"/>
                 <w:szCs w:val="26"/>
               </w:rPr>
@@ -8203,6 +8529,7 @@
               <w:spacing w:before="20" w:after="20"/>
               <w:jc w:val="center"/>
               <w:rPr>
+                <w:color w:val="auto"/>
                 <w:sz w:val="26"/>
                 <w:szCs w:val="26"/>
               </w:rPr>
@@ -8210,7 +8537,7 @@
             <w:r>
               <w:rPr>
                 <w:rFonts w:ascii="Times New Roman" w:hAnsi="Times New Roman"/>
-                <w:color w:val="222222"/>
+                <w:color w:val="auto"/>
                 <w:sz w:val="26"/>
                 <w:szCs w:val="26"/>
               </w:rPr>
@@ -8240,6 +8567,7 @@
               <w:spacing w:before="20" w:after="20"/>
               <w:jc w:val="center"/>
               <w:rPr>
+                <w:color w:val="auto"/>
                 <w:sz w:val="26"/>
                 <w:szCs w:val="26"/>
               </w:rPr>
@@ -8247,7 +8575,7 @@
             <w:r>
               <w:rPr>
                 <w:rFonts w:ascii="Times New Roman" w:hAnsi="Times New Roman"/>
-                <w:color w:val="222222"/>
+                <w:color w:val="auto"/>
                 <w:sz w:val="26"/>
                 <w:szCs w:val="26"/>
               </w:rPr>
@@ -8277,6 +8605,7 @@
               <w:spacing w:before="20" w:after="20"/>
               <w:jc w:val="center"/>
               <w:rPr>
+                <w:color w:val="auto"/>
                 <w:sz w:val="26"/>
                 <w:szCs w:val="26"/>
               </w:rPr>
@@ -8284,7 +8613,7 @@
             <w:r>
               <w:rPr>
                 <w:rFonts w:ascii="Times New Roman" w:hAnsi="Times New Roman"/>
-                <w:color w:val="222222"/>
+                <w:color w:val="auto"/>
                 <w:sz w:val="26"/>
                 <w:szCs w:val="26"/>
               </w:rPr>
@@ -8314,6 +8643,7 @@
               <w:spacing w:before="20" w:after="20"/>
               <w:jc w:val="center"/>
               <w:rPr>
+                <w:color w:val="auto"/>
                 <w:sz w:val="26"/>
                 <w:szCs w:val="26"/>
               </w:rPr>
@@ -8321,7 +8651,7 @@
             <w:r>
               <w:rPr>
                 <w:rFonts w:ascii="Times New Roman" w:hAnsi="Times New Roman"/>
-                <w:color w:val="222222"/>
+                <w:color w:val="auto"/>
                 <w:sz w:val="26"/>
                 <w:szCs w:val="26"/>
               </w:rPr>
@@ -8335,6 +8665,7 @@
       <w:pPr>
         <w:spacing w:before="80" w:after="120"/>
         <w:rPr>
+          <w:color w:val="auto"/>
           <w:sz w:val="26"/>
           <w:szCs w:val="26"/>
         </w:rPr>
@@ -8545,7 +8876,7 @@
   <w:docDefaults>
     <w:rPrDefault>
       <w:rPr>
-        <w:rFonts w:asciiTheme="minorHAnsi" w:hAnsiTheme="minorHAnsi" w:eastAsiaTheme="minorEastAsia" w:cstheme="minorBidi"/>
+        <w:rFonts w:ascii="Times New Roman" w:hAnsi="Times New Roman" w:eastAsia="SimSun" w:cs="Times New Roman"/>
       </w:rPr>
     </w:rPrDefault>
     <w:pPrDefault/>
